--- a/lessons/5-5/downloads/reveal/5.5-session-2-practice-form-a.docx
+++ b/lessons/5-5/downloads/reveal/5.5-session-2-practice-form-a.docx
@@ -15,7 +15,7 @@
         <w:rPr>
           <w:rFonts w:ascii="Avenir Next" w:hAnsi="Avenir Next" w:cs="Avenir Next" w:eastAsia="Avenir Next"/>
           <w:color w:val="1A1A1A"/>
-          <w:sz w:val="20"/>
+          <w:sz w:val="22"/>
           <w:szCs w:val="20"/>
         </w:rPr>
         <w:t xml:space="preserve">Name</w:t>
@@ -33,7 +33,7 @@
         <w:rPr>
           <w:rFonts w:ascii="Avenir Next" w:hAnsi="Avenir Next" w:cs="Avenir Next" w:eastAsia="Avenir Next"/>
           <w:color w:val="1A1A1A"/>
-          <w:sz w:val="20"/>
+          <w:sz w:val="22"/>
           <w:szCs w:val="20"/>
         </w:rPr>
         <w:t xml:space="preserve">   Date</w:t>
@@ -51,7 +51,7 @@
         <w:rPr>
           <w:rFonts w:ascii="Avenir Next" w:hAnsi="Avenir Next" w:cs="Avenir Next" w:eastAsia="Avenir Next"/>
           <w:color w:val="1A1A1A"/>
-          <w:sz w:val="20"/>
+          <w:sz w:val="22"/>
           <w:szCs w:val="20"/>
         </w:rPr>
         <w:t xml:space="preserve">   Period</w:t>
@@ -78,7 +78,7 @@
           <w:caps/>
           <w:color w:val="003A70"/>
           <w:spacing w:val="12"/>
-          <w:sz w:val="19"/>
+          <w:sz w:val="22"/>
           <w:szCs w:val="19"/>
         </w:rPr>
         <w:t xml:space="preserve">Lesson 5-5  ·  Session 2  ·  Practice  ·  Form A</w:t>
@@ -86,6 +86,7 @@
     </w:p>
     <w:p>
       <w:pPr>
+        <w:pStyle w:val="Heading1"/>
         <w:keepNext/>
         <w:spacing w:before="0" w:after="10" w:line="240" w:lineRule="auto"/>
       </w:pPr>
@@ -111,7 +112,7 @@
         <w:rPr>
           <w:rFonts w:ascii="Avenir Next" w:hAnsi="Avenir Next" w:cs="Avenir Next" w:eastAsia="Avenir Next"/>
           <w:color w:val="5A5F66"/>
-          <w:sz w:val="17"/>
+          <w:sz w:val="22"/>
           <w:szCs w:val="17"/>
         </w:rPr>
         <w:t xml:space="preserve">Learning target — I can find a missing edge of a prism and find volumes with fractional edge lengths.</w:t>
@@ -128,7 +129,7 @@
     </w:p>
     <w:p>
       <w:pPr>
-        <w:spacing w:before="0" w:after="0" w:line="60" w:lineRule="auto"/>
+        <w:spacing w:before="0" w:after="0" w:line="50" w:lineRule="exact"/>
       </w:pPr>
     </w:p>
     <w:tbl>
@@ -167,6 +168,7 @@
           </w:tcPr>
           <w:p>
             <w:pPr>
+              <w:pStyle w:val="Heading2"/>
               <w:spacing w:before="0" w:after="40" w:line="264" w:lineRule="auto"/>
             </w:pPr>
             <w:r>
@@ -194,35 +196,35 @@
                 <w:rFonts w:ascii="Avenir Next" w:hAnsi="Avenir Next" w:cs="Avenir Next" w:eastAsia="Avenir Next"/>
                 <w:b/>
                 <w:color w:val="003A70"/>
+                <w:sz w:val="22"/>
+                <w:szCs w:val="18"/>
+              </w:rPr>
+              <w:t xml:space="preserve">•</w:t>
+            </w:r>
+            <w:r>
+              <w:rPr>
+                <w:rFonts w:ascii="Avenir Next" w:hAnsi="Avenir Next" w:cs="Avenir Next" w:eastAsia="Avenir Next"/>
+                <w:color w:val="1A1A1A"/>
                 <w:sz w:val="18"/>
                 <w:szCs w:val="18"/>
               </w:rPr>
-              <w:t xml:space="preserve">•</w:t>
-            </w:r>
-            <w:r>
-              <w:rPr>
-                <w:rFonts w:ascii="Avenir Next" w:hAnsi="Avenir Next" w:cs="Avenir Next" w:eastAsia="Avenir Next"/>
-                <w:color w:val="1A1A1A"/>
-                <w:sz w:val="18"/>
+              <w:tab/>
+            </w:r>
+            <w:r>
+              <w:rPr>
+                <w:rFonts w:ascii="Avenir Next" w:hAnsi="Avenir Next" w:cs="Avenir Next" w:eastAsia="Avenir Next"/>
+                <w:b/>
+                <w:color w:val="1A1A1A"/>
+                <w:sz w:val="22"/>
                 <w:szCs w:val="18"/>
               </w:rPr>
-              <w:tab/>
-            </w:r>
-            <w:r>
-              <w:rPr>
-                <w:rFonts w:ascii="Avenir Next" w:hAnsi="Avenir Next" w:cs="Avenir Next" w:eastAsia="Avenir Next"/>
-                <w:b/>
-                <w:color w:val="1A1A1A"/>
-                <w:sz w:val="18"/>
-                <w:szCs w:val="18"/>
-              </w:rPr>
               <w:t xml:space="preserve">V = l × w × h</w:t>
             </w:r>
             <w:r>
               <w:rPr>
                 <w:rFonts w:ascii="Avenir Next" w:hAnsi="Avenir Next" w:cs="Avenir Next" w:eastAsia="Avenir Next"/>
                 <w:color w:val="1A1A1A"/>
-                <w:sz w:val="18"/>
+                <w:sz w:val="22"/>
                 <w:szCs w:val="18"/>
               </w:rPr>
               <w:t xml:space="preserve"> works with fractions: 12 × 10 × 3/4 = 120 × 3/4 = 90.</w:t>
@@ -241,44 +243,44 @@
                 <w:rFonts w:ascii="Avenir Next" w:hAnsi="Avenir Next" w:cs="Avenir Next" w:eastAsia="Avenir Next"/>
                 <w:b/>
                 <w:color w:val="003A70"/>
+                <w:sz w:val="22"/>
+                <w:szCs w:val="18"/>
+              </w:rPr>
+              <w:t xml:space="preserve">•</w:t>
+            </w:r>
+            <w:r>
+              <w:rPr>
+                <w:rFonts w:ascii="Avenir Next" w:hAnsi="Avenir Next" w:cs="Avenir Next" w:eastAsia="Avenir Next"/>
+                <w:color w:val="1A1A1A"/>
                 <w:sz w:val="18"/>
                 <w:szCs w:val="18"/>
               </w:rPr>
-              <w:t xml:space="preserve">•</w:t>
-            </w:r>
-            <w:r>
-              <w:rPr>
-                <w:rFonts w:ascii="Avenir Next" w:hAnsi="Avenir Next" w:cs="Avenir Next" w:eastAsia="Avenir Next"/>
-                <w:color w:val="1A1A1A"/>
-                <w:sz w:val="18"/>
+              <w:tab/>
+            </w:r>
+            <w:r>
+              <w:rPr>
+                <w:rFonts w:ascii="Avenir Next" w:hAnsi="Avenir Next" w:cs="Avenir Next" w:eastAsia="Avenir Next"/>
+                <w:color w:val="1A1A1A"/>
+                <w:sz w:val="22"/>
                 <w:szCs w:val="18"/>
               </w:rPr>
-              <w:tab/>
-            </w:r>
-            <w:r>
-              <w:rPr>
-                <w:rFonts w:ascii="Avenir Next" w:hAnsi="Avenir Next" w:cs="Avenir Next" w:eastAsia="Avenir Next"/>
-                <w:color w:val="1A1A1A"/>
-                <w:sz w:val="18"/>
+              <w:t xml:space="preserve">1 1/2 of a number is the number </w:t>
+            </w:r>
+            <w:r>
+              <w:rPr>
+                <w:rFonts w:ascii="Avenir Next" w:hAnsi="Avenir Next" w:cs="Avenir Next" w:eastAsia="Avenir Next"/>
+                <w:b/>
+                <w:color w:val="1A1A1A"/>
+                <w:sz w:val="22"/>
                 <w:szCs w:val="18"/>
               </w:rPr>
-              <w:t xml:space="preserve">1 1/2 of a number is the number </w:t>
-            </w:r>
-            <w:r>
-              <w:rPr>
-                <w:rFonts w:ascii="Avenir Next" w:hAnsi="Avenir Next" w:cs="Avenir Next" w:eastAsia="Avenir Next"/>
-                <w:b/>
-                <w:color w:val="1A1A1A"/>
-                <w:sz w:val="18"/>
-                <w:szCs w:val="18"/>
-              </w:rPr>
               <w:t xml:space="preserve">plus half</w:t>
             </w:r>
             <w:r>
               <w:rPr>
                 <w:rFonts w:ascii="Avenir Next" w:hAnsi="Avenir Next" w:cs="Avenir Next" w:eastAsia="Avenir Next"/>
                 <w:color w:val="1A1A1A"/>
-                <w:sz w:val="18"/>
+                <w:sz w:val="22"/>
                 <w:szCs w:val="18"/>
               </w:rPr>
               <w:t xml:space="preserve"> of it.</w:t>
@@ -297,54 +299,54 @@
                 <w:rFonts w:ascii="Avenir Next" w:hAnsi="Avenir Next" w:cs="Avenir Next" w:eastAsia="Avenir Next"/>
                 <w:b/>
                 <w:color w:val="003A70"/>
+                <w:sz w:val="22"/>
+                <w:szCs w:val="18"/>
+              </w:rPr>
+              <w:t xml:space="preserve">•</w:t>
+            </w:r>
+            <w:r>
+              <w:rPr>
+                <w:rFonts w:ascii="Avenir Next" w:hAnsi="Avenir Next" w:cs="Avenir Next" w:eastAsia="Avenir Next"/>
+                <w:color w:val="1A1A1A"/>
                 <w:sz w:val="18"/>
                 <w:szCs w:val="18"/>
               </w:rPr>
-              <w:t xml:space="preserve">•</w:t>
-            </w:r>
-            <w:r>
-              <w:rPr>
-                <w:rFonts w:ascii="Avenir Next" w:hAnsi="Avenir Next" w:cs="Avenir Next" w:eastAsia="Avenir Next"/>
-                <w:color w:val="1A1A1A"/>
-                <w:sz w:val="18"/>
+              <w:tab/>
+            </w:r>
+            <w:r>
+              <w:rPr>
+                <w:rFonts w:ascii="Avenir Next" w:hAnsi="Avenir Next" w:cs="Avenir Next" w:eastAsia="Avenir Next"/>
+                <w:b/>
+                <w:color w:val="1A1A1A"/>
+                <w:sz w:val="22"/>
                 <w:szCs w:val="18"/>
               </w:rPr>
-              <w:tab/>
-            </w:r>
-            <w:r>
-              <w:rPr>
-                <w:rFonts w:ascii="Avenir Next" w:hAnsi="Avenir Next" w:cs="Avenir Next" w:eastAsia="Avenir Next"/>
-                <w:b/>
-                <w:color w:val="1A1A1A"/>
-                <w:sz w:val="18"/>
+              <w:t xml:space="preserve">Missing edge</w:t>
+            </w:r>
+            <w:r>
+              <w:rPr>
+                <w:rFonts w:ascii="Avenir Next" w:hAnsi="Avenir Next" w:cs="Avenir Next" w:eastAsia="Avenir Next"/>
+                <w:color w:val="1A1A1A"/>
+                <w:sz w:val="22"/>
                 <w:szCs w:val="18"/>
               </w:rPr>
-              <w:t xml:space="preserve">Missing edge</w:t>
-            </w:r>
-            <w:r>
-              <w:rPr>
-                <w:rFonts w:ascii="Avenir Next" w:hAnsi="Avenir Next" w:cs="Avenir Next" w:eastAsia="Avenir Next"/>
-                <w:color w:val="1A1A1A"/>
-                <w:sz w:val="18"/>
+              <w:t xml:space="preserve">: multiply the two known edges, then </w:t>
+            </w:r>
+            <w:r>
+              <w:rPr>
+                <w:rFonts w:ascii="Avenir Next" w:hAnsi="Avenir Next" w:cs="Avenir Next" w:eastAsia="Avenir Next"/>
+                <w:b/>
+                <w:color w:val="1A1A1A"/>
+                <w:sz w:val="22"/>
                 <w:szCs w:val="18"/>
               </w:rPr>
-              <w:t xml:space="preserve">: multiply the two known edges, then </w:t>
-            </w:r>
-            <w:r>
-              <w:rPr>
-                <w:rFonts w:ascii="Avenir Next" w:hAnsi="Avenir Next" w:cs="Avenir Next" w:eastAsia="Avenir Next"/>
-                <w:b/>
-                <w:color w:val="1A1A1A"/>
-                <w:sz w:val="18"/>
-                <w:szCs w:val="18"/>
-              </w:rPr>
               <w:t xml:space="preserve">divide</w:t>
             </w:r>
             <w:r>
               <w:rPr>
                 <w:rFonts w:ascii="Avenir Next" w:hAnsi="Avenir Next" w:cs="Avenir Next" w:eastAsia="Avenir Next"/>
                 <w:color w:val="1A1A1A"/>
-                <w:sz w:val="18"/>
+                <w:sz w:val="22"/>
                 <w:szCs w:val="18"/>
               </w:rPr>
               <w:t xml:space="preserve"> the volume by that product.</w:t>
@@ -359,6 +361,7 @@
           </w:tcPr>
           <w:p>
             <w:pPr>
+              <w:pStyle w:val="Heading2"/>
               <w:spacing w:before="0" w:after="40" w:line="264" w:lineRule="auto"/>
             </w:pPr>
             <w:r>
@@ -381,7 +384,7 @@
               <w:rPr>
                 <w:rFonts w:ascii="Avenir Next" w:hAnsi="Avenir Next" w:cs="Avenir Next" w:eastAsia="Avenir Next"/>
                 <w:color w:val="1A1A1A"/>
-                <w:sz w:val="17"/>
+                <w:sz w:val="22"/>
                 <w:szCs w:val="17"/>
               </w:rPr>
               <w:t xml:space="preserve">A box holds 72 cm³. It is 6 cm long and 4 cm wide.</w:t>
@@ -400,25 +403,25 @@
                 <w:rFonts w:ascii="Avenir Next" w:hAnsi="Avenir Next" w:cs="Avenir Next" w:eastAsia="Avenir Next"/>
                 <w:b/>
                 <w:color w:val="003A70"/>
+                <w:sz w:val="22"/>
+                <w:szCs w:val="17"/>
+              </w:rPr>
+              <w:t xml:space="preserve">Step 1</w:t>
+            </w:r>
+            <w:r>
+              <w:rPr>
+                <w:rFonts w:ascii="Avenir Next" w:hAnsi="Avenir Next" w:cs="Avenir Next" w:eastAsia="Avenir Next"/>
+                <w:color w:val="1A1A1A"/>
                 <w:sz w:val="17"/>
                 <w:szCs w:val="17"/>
               </w:rPr>
-              <w:t xml:space="preserve">Step 1</w:t>
-            </w:r>
-            <w:r>
-              <w:rPr>
-                <w:rFonts w:ascii="Avenir Next" w:hAnsi="Avenir Next" w:cs="Avenir Next" w:eastAsia="Avenir Next"/>
-                <w:color w:val="1A1A1A"/>
-                <w:sz w:val="17"/>
-                <w:szCs w:val="17"/>
-              </w:rPr>
               <w:tab/>
             </w:r>
             <w:r>
               <w:rPr>
                 <w:rFonts w:ascii="Avenir Next" w:hAnsi="Avenir Next" w:cs="Avenir Next" w:eastAsia="Avenir Next"/>
                 <w:color w:val="1A1A1A"/>
-                <w:sz w:val="17"/>
+                <w:sz w:val="22"/>
                 <w:szCs w:val="17"/>
               </w:rPr>
               <w:t xml:space="preserve">Known edges: 6 × 4 = 24 cm².</w:t>
@@ -437,25 +440,25 @@
                 <w:rFonts w:ascii="Avenir Next" w:hAnsi="Avenir Next" w:cs="Avenir Next" w:eastAsia="Avenir Next"/>
                 <w:b/>
                 <w:color w:val="003A70"/>
+                <w:sz w:val="22"/>
+                <w:szCs w:val="17"/>
+              </w:rPr>
+              <w:t xml:space="preserve">Step 2</w:t>
+            </w:r>
+            <w:r>
+              <w:rPr>
+                <w:rFonts w:ascii="Avenir Next" w:hAnsi="Avenir Next" w:cs="Avenir Next" w:eastAsia="Avenir Next"/>
+                <w:color w:val="1A1A1A"/>
                 <w:sz w:val="17"/>
                 <w:szCs w:val="17"/>
               </w:rPr>
-              <w:t xml:space="preserve">Step 2</w:t>
-            </w:r>
-            <w:r>
-              <w:rPr>
-                <w:rFonts w:ascii="Avenir Next" w:hAnsi="Avenir Next" w:cs="Avenir Next" w:eastAsia="Avenir Next"/>
-                <w:color w:val="1A1A1A"/>
-                <w:sz w:val="17"/>
-                <w:szCs w:val="17"/>
-              </w:rPr>
               <w:tab/>
             </w:r>
             <w:r>
               <w:rPr>
                 <w:rFonts w:ascii="Avenir Next" w:hAnsi="Avenir Next" w:cs="Avenir Next" w:eastAsia="Avenir Next"/>
                 <w:color w:val="1A1A1A"/>
-                <w:sz w:val="17"/>
+                <w:sz w:val="22"/>
                 <w:szCs w:val="17"/>
               </w:rPr>
               <w:t xml:space="preserve">Divide: 72 ÷ 24 = 3.</w:t>
@@ -474,25 +477,25 @@
                 <w:rFonts w:ascii="Avenir Next" w:hAnsi="Avenir Next" w:cs="Avenir Next" w:eastAsia="Avenir Next"/>
                 <w:b/>
                 <w:color w:val="003A70"/>
+                <w:sz w:val="22"/>
+                <w:szCs w:val="17"/>
+              </w:rPr>
+              <w:t xml:space="preserve">Step 3</w:t>
+            </w:r>
+            <w:r>
+              <w:rPr>
+                <w:rFonts w:ascii="Avenir Next" w:hAnsi="Avenir Next" w:cs="Avenir Next" w:eastAsia="Avenir Next"/>
+                <w:color w:val="1A1A1A"/>
                 <w:sz w:val="17"/>
                 <w:szCs w:val="17"/>
               </w:rPr>
-              <w:t xml:space="preserve">Step 3</w:t>
-            </w:r>
-            <w:r>
-              <w:rPr>
-                <w:rFonts w:ascii="Avenir Next" w:hAnsi="Avenir Next" w:cs="Avenir Next" w:eastAsia="Avenir Next"/>
-                <w:color w:val="1A1A1A"/>
-                <w:sz w:val="17"/>
-                <w:szCs w:val="17"/>
-              </w:rPr>
               <w:tab/>
             </w:r>
             <w:r>
               <w:rPr>
                 <w:rFonts w:ascii="Avenir Next" w:hAnsi="Avenir Next" w:cs="Avenir Next" w:eastAsia="Avenir Next"/>
                 <w:color w:val="1A1A1A"/>
-                <w:sz w:val="17"/>
+                <w:sz w:val="22"/>
                 <w:szCs w:val="17"/>
               </w:rPr>
               <w:t xml:space="preserve">Check: 6 × 4 × 3 = 72.</w:t>
@@ -511,18 +514,18 @@
                 <w:rFonts w:ascii="Avenir Next" w:hAnsi="Avenir Next" w:cs="Avenir Next" w:eastAsia="Avenir Next"/>
                 <w:b/>
                 <w:color w:val="1A1A1A"/>
+                <w:sz w:val="22"/>
+                <w:szCs w:val="17"/>
+              </w:rPr>
+              <w:t xml:space="preserve">Answer</w:t>
+            </w:r>
+            <w:r>
+              <w:rPr>
+                <w:rFonts w:ascii="Avenir Next" w:hAnsi="Avenir Next" w:cs="Avenir Next" w:eastAsia="Avenir Next"/>
+                <w:color w:val="1A1A1A"/>
                 <w:sz w:val="17"/>
                 <w:szCs w:val="17"/>
               </w:rPr>
-              <w:t xml:space="preserve">Answer</w:t>
-            </w:r>
-            <w:r>
-              <w:rPr>
-                <w:rFonts w:ascii="Avenir Next" w:hAnsi="Avenir Next" w:cs="Avenir Next" w:eastAsia="Avenir Next"/>
-                <w:color w:val="1A1A1A"/>
-                <w:sz w:val="17"/>
-                <w:szCs w:val="17"/>
-              </w:rPr>
               <w:tab/>
             </w:r>
             <w:r>
@@ -530,7 +533,7 @@
                 <w:rFonts w:ascii="Avenir Next" w:hAnsi="Avenir Next" w:cs="Avenir Next" w:eastAsia="Avenir Next"/>
                 <w:b/>
                 <w:color w:val="1A1A1A"/>
-                <w:sz w:val="17"/>
+                <w:sz w:val="22"/>
                 <w:szCs w:val="17"/>
               </w:rPr>
               <w:t xml:space="preserve">height = 3 cm</w:t>
@@ -559,7 +562,7 @@
           <w:rFonts w:ascii="Avenir Next" w:hAnsi="Avenir Next" w:cs="Avenir Next" w:eastAsia="Avenir Next"/>
           <w:b/>
           <w:color w:val="1A1A1A"/>
-          <w:sz w:val="17"/>
+          <w:sz w:val="22"/>
           <w:szCs w:val="17"/>
         </w:rPr>
         <w:t xml:space="preserve">edge</w:t>
@@ -569,7 +572,7 @@
           <w:rFonts w:ascii="Avenir Next" w:hAnsi="Avenir Next" w:cs="Avenir Next" w:eastAsia="Avenir Next"/>
           <w:i/>
           <w:color w:val="5A5F66"/>
-          <w:sz w:val="17"/>
+          <w:sz w:val="22"/>
           <w:szCs w:val="17"/>
         </w:rPr>
         <w:t xml:space="preserve"> (arista)</w:t>
@@ -578,7 +581,7 @@
         <w:rPr>
           <w:rFonts w:ascii="Avenir Next" w:hAnsi="Avenir Next" w:cs="Avenir Next" w:eastAsia="Avenir Next"/>
           <w:color w:val="5A5F66"/>
-          <w:sz w:val="17"/>
+          <w:sz w:val="22"/>
           <w:szCs w:val="17"/>
         </w:rPr>
         <w:t xml:space="preserve">   ·   </w:t>
@@ -588,7 +591,7 @@
           <w:rFonts w:ascii="Avenir Next" w:hAnsi="Avenir Next" w:cs="Avenir Next" w:eastAsia="Avenir Next"/>
           <w:b/>
           <w:color w:val="1A1A1A"/>
-          <w:sz w:val="17"/>
+          <w:sz w:val="22"/>
           <w:szCs w:val="17"/>
         </w:rPr>
         <w:t xml:space="preserve">fraction</w:t>
@@ -598,7 +601,7 @@
           <w:rFonts w:ascii="Avenir Next" w:hAnsi="Avenir Next" w:cs="Avenir Next" w:eastAsia="Avenir Next"/>
           <w:i/>
           <w:color w:val="5A5F66"/>
-          <w:sz w:val="17"/>
+          <w:sz w:val="22"/>
           <w:szCs w:val="17"/>
         </w:rPr>
         <w:t xml:space="preserve"> (fracción)</w:t>
@@ -607,7 +610,7 @@
         <w:rPr>
           <w:rFonts w:ascii="Avenir Next" w:hAnsi="Avenir Next" w:cs="Avenir Next" w:eastAsia="Avenir Next"/>
           <w:color w:val="5A5F66"/>
-          <w:sz w:val="17"/>
+          <w:sz w:val="22"/>
           <w:szCs w:val="17"/>
         </w:rPr>
         <w:t xml:space="preserve">   ·   </w:t>
@@ -617,7 +620,7 @@
           <w:rFonts w:ascii="Avenir Next" w:hAnsi="Avenir Next" w:cs="Avenir Next" w:eastAsia="Avenir Next"/>
           <w:b/>
           <w:color w:val="1A1A1A"/>
-          <w:sz w:val="17"/>
+          <w:sz w:val="22"/>
           <w:szCs w:val="17"/>
         </w:rPr>
         <w:t xml:space="preserve">volume</w:t>
@@ -627,7 +630,7 @@
           <w:rFonts w:ascii="Avenir Next" w:hAnsi="Avenir Next" w:cs="Avenir Next" w:eastAsia="Avenir Next"/>
           <w:i/>
           <w:color w:val="5A5F66"/>
-          <w:sz w:val="17"/>
+          <w:sz w:val="22"/>
           <w:szCs w:val="17"/>
         </w:rPr>
         <w:t xml:space="preserve"> (volumen)</w:t>
@@ -635,6 +638,7 @@
     </w:p>
     <w:p>
       <w:pPr>
+        <w:pStyle w:val="Heading2"/>
         <w:keepNext/>
         <w:pBdr>
           <w:bottom w:val="single" w:sz="8" w:space="3" w:color="003A70"/>
@@ -650,7 +654,7 @@
           <w:b/>
           <w:color w:val="003A70"/>
           <w:spacing w:val="14"/>
-          <w:sz w:val="19"/>
+          <w:sz w:val="22"/>
           <w:szCs w:val="19"/>
         </w:rPr>
         <w:t xml:space="preserve">PRACTICE</w:t>
@@ -669,7 +673,7 @@
           <w:rFonts w:ascii="Avenir Next" w:hAnsi="Avenir Next" w:cs="Avenir Next" w:eastAsia="Avenir Next"/>
           <w:i/>
           <w:color w:val="5A5F66"/>
-          <w:sz w:val="17"/>
+          <w:sz w:val="22"/>
           <w:szCs w:val="17"/>
         </w:rPr>
         <w:t xml:space="preserve">show your work · label units</w:t>
@@ -677,7 +681,7 @@
     </w:p>
     <w:p>
       <w:pPr>
-        <w:spacing w:before="0" w:after="0" w:line="20" w:lineRule="exact"/>
+        <w:spacing w:before="0" w:after="0" w:line="50" w:lineRule="exact"/>
       </w:pPr>
     </w:p>
     <w:tbl>
@@ -727,25 +731,25 @@
                 <w:rFonts w:ascii="Avenir Next" w:hAnsi="Avenir Next" w:cs="Avenir Next" w:eastAsia="Avenir Next"/>
                 <w:b/>
                 <w:color w:val="1A1A1A"/>
+                <w:sz w:val="22"/>
+                <w:szCs w:val="20"/>
+              </w:rPr>
+              <w:t xml:space="preserve">1.</w:t>
+            </w:r>
+            <w:r>
+              <w:rPr>
+                <w:rFonts w:ascii="Avenir Next" w:hAnsi="Avenir Next" w:cs="Avenir Next" w:eastAsia="Avenir Next"/>
+                <w:color w:val="1A1A1A"/>
                 <w:sz w:val="20"/>
                 <w:szCs w:val="20"/>
               </w:rPr>
-              <w:t xml:space="preserve">1.</w:t>
-            </w:r>
-            <w:r>
-              <w:rPr>
-                <w:rFonts w:ascii="Avenir Next" w:hAnsi="Avenir Next" w:cs="Avenir Next" w:eastAsia="Avenir Next"/>
-                <w:color w:val="1A1A1A"/>
-                <w:sz w:val="20"/>
-                <w:szCs w:val="20"/>
-              </w:rPr>
               <w:tab/>
             </w:r>
             <w:r>
               <w:rPr>
                 <w:rFonts w:ascii="Avenir Next" w:hAnsi="Avenir Next" w:cs="Avenir Next" w:eastAsia="Avenir Next"/>
                 <w:color w:val="1A1A1A"/>
-                <w:sz w:val="20"/>
+                <w:sz w:val="22"/>
                 <w:szCs w:val="20"/>
               </w:rPr>
               <w:t xml:space="preserve">Find each volume or missing edge.</w:t>
@@ -800,7 +804,7 @@
                       <w:rFonts w:ascii="Avenir Next" w:hAnsi="Avenir Next" w:cs="Avenir Next" w:eastAsia="Avenir Next"/>
                       <w:b/>
                       <w:color w:val="003A70"/>
-                      <w:sz w:val="20"/>
+                      <w:sz w:val="22"/>
                       <w:szCs w:val="20"/>
                     </w:rPr>
                     <w:t xml:space="preserve">a.</w:t>
@@ -818,7 +822,7 @@
                     <w:rPr>
                       <w:rFonts w:ascii="Avenir Next" w:hAnsi="Avenir Next" w:cs="Avenir Next" w:eastAsia="Avenir Next"/>
                       <w:color w:val="1A1A1A"/>
-                      <w:sz w:val="20"/>
+                      <w:sz w:val="22"/>
                       <w:szCs w:val="20"/>
                     </w:rPr>
                     <w:t xml:space="preserve">1/2 ft × 3/4 ft × 2 ft</w:t>
@@ -846,7 +850,7 @@
                     <w:rPr>
                       <w:rFonts w:ascii="Avenir Next" w:hAnsi="Avenir Next" w:cs="Avenir Next" w:eastAsia="Avenir Next"/>
                       <w:color w:val="1A1A1A"/>
-                      <w:sz w:val="20"/>
+                      <w:sz w:val="22"/>
                       <w:szCs w:val="20"/>
                     </w:rPr>
                     <w:t xml:space="preserve"> ft³</w:t>
@@ -871,7 +875,7 @@
                       <w:rFonts w:ascii="Avenir Next" w:hAnsi="Avenir Next" w:cs="Avenir Next" w:eastAsia="Avenir Next"/>
                       <w:b/>
                       <w:color w:val="003A70"/>
-                      <w:sz w:val="20"/>
+                      <w:sz w:val="22"/>
                       <w:szCs w:val="20"/>
                     </w:rPr>
                     <w:t xml:space="preserve">b.</w:t>
@@ -889,7 +893,7 @@
                     <w:rPr>
                       <w:rFonts w:ascii="Avenir Next" w:hAnsi="Avenir Next" w:cs="Avenir Next" w:eastAsia="Avenir Next"/>
                       <w:color w:val="1A1A1A"/>
-                      <w:sz w:val="20"/>
+                      <w:sz w:val="22"/>
                       <w:szCs w:val="20"/>
                     </w:rPr>
                     <w:t xml:space="preserve">14 in × 11 in × 1/2 in</w:t>
@@ -917,7 +921,7 @@
                     <w:rPr>
                       <w:rFonts w:ascii="Avenir Next" w:hAnsi="Avenir Next" w:cs="Avenir Next" w:eastAsia="Avenir Next"/>
                       <w:color w:val="1A1A1A"/>
-                      <w:sz w:val="20"/>
+                      <w:sz w:val="22"/>
                       <w:szCs w:val="20"/>
                     </w:rPr>
                     <w:t xml:space="preserve"> in³</w:t>
@@ -948,7 +952,7 @@
                       <w:rFonts w:ascii="Avenir Next" w:hAnsi="Avenir Next" w:cs="Avenir Next" w:eastAsia="Avenir Next"/>
                       <w:b/>
                       <w:color w:val="003A70"/>
-                      <w:sz w:val="20"/>
+                      <w:sz w:val="22"/>
                       <w:szCs w:val="20"/>
                     </w:rPr>
                     <w:t xml:space="preserve">c.</w:t>
@@ -966,7 +970,7 @@
                     <w:rPr>
                       <w:rFonts w:ascii="Avenir Next" w:hAnsi="Avenir Next" w:cs="Avenir Next" w:eastAsia="Avenir Next"/>
                       <w:color w:val="1A1A1A"/>
-                      <w:sz w:val="20"/>
+                      <w:sz w:val="22"/>
                       <w:szCs w:val="20"/>
                     </w:rPr>
                     <w:t xml:space="preserve">V = 336 in³, w = 8 in, h = 6 in; l =</w:t>
@@ -994,7 +998,7 @@
                     <w:rPr>
                       <w:rFonts w:ascii="Avenir Next" w:hAnsi="Avenir Next" w:cs="Avenir Next" w:eastAsia="Avenir Next"/>
                       <w:color w:val="1A1A1A"/>
-                      <w:sz w:val="20"/>
+                      <w:sz w:val="22"/>
                       <w:szCs w:val="20"/>
                     </w:rPr>
                     <w:t xml:space="preserve"> in</w:t>
@@ -1019,7 +1023,7 @@
                       <w:rFonts w:ascii="Avenir Next" w:hAnsi="Avenir Next" w:cs="Avenir Next" w:eastAsia="Avenir Next"/>
                       <w:b/>
                       <w:color w:val="003A70"/>
-                      <w:sz w:val="20"/>
+                      <w:sz w:val="22"/>
                       <w:szCs w:val="20"/>
                     </w:rPr>
                     <w:t xml:space="preserve">d.</w:t>
@@ -1037,7 +1041,7 @@
                     <w:rPr>
                       <w:rFonts w:ascii="Avenir Next" w:hAnsi="Avenir Next" w:cs="Avenir Next" w:eastAsia="Avenir Next"/>
                       <w:color w:val="1A1A1A"/>
-                      <w:sz w:val="20"/>
+                      <w:sz w:val="22"/>
                       <w:szCs w:val="20"/>
                     </w:rPr>
                     <w:t xml:space="preserve">V = 96 in³, B = 12 in²; h =</w:t>
@@ -1065,7 +1069,7 @@
                     <w:rPr>
                       <w:rFonts w:ascii="Avenir Next" w:hAnsi="Avenir Next" w:cs="Avenir Next" w:eastAsia="Avenir Next"/>
                       <w:color w:val="1A1A1A"/>
-                      <w:sz w:val="20"/>
+                      <w:sz w:val="22"/>
                       <w:szCs w:val="20"/>
                     </w:rPr>
                     <w:t xml:space="preserve"> in</w:t>
@@ -1076,7 +1080,7 @@
           </w:tbl>
           <w:p>
             <w:pPr>
-              <w:spacing w:before="0" w:after="0" w:line="24" w:lineRule="auto"/>
+              <w:spacing w:before="0" w:after="0" w:line="50" w:lineRule="exact"/>
             </w:pPr>
           </w:p>
         </w:tc>
@@ -1084,12 +1088,12 @@
     </w:tbl>
     <w:p>
       <w:pPr>
-        <w:spacing w:before="0" w:after="0" w:line="20" w:lineRule="exact"/>
+        <w:spacing w:before="0" w:after="0" w:line="50" w:lineRule="exact"/>
       </w:pPr>
     </w:p>
     <w:p>
       <w:pPr>
-        <w:spacing w:before="0" w:after="0" w:line="20" w:lineRule="exact"/>
+        <w:spacing w:before="0" w:after="0" w:line="50" w:lineRule="exact"/>
       </w:pPr>
     </w:p>
     <w:tbl>
@@ -1139,18 +1143,18 @@
                 <w:rFonts w:ascii="Avenir Next" w:hAnsi="Avenir Next" w:cs="Avenir Next" w:eastAsia="Avenir Next"/>
                 <w:b/>
                 <w:color w:val="1A1A1A"/>
+                <w:sz w:val="22"/>
+                <w:szCs w:val="20"/>
+              </w:rPr>
+              <w:t xml:space="preserve">2.</w:t>
+            </w:r>
+            <w:r>
+              <w:rPr>
+                <w:rFonts w:ascii="Avenir Next" w:hAnsi="Avenir Next" w:cs="Avenir Next" w:eastAsia="Avenir Next"/>
+                <w:color w:val="1A1A1A"/>
                 <w:sz w:val="20"/>
                 <w:szCs w:val="20"/>
               </w:rPr>
-              <w:t xml:space="preserve">2.</w:t>
-            </w:r>
-            <w:r>
-              <w:rPr>
-                <w:rFonts w:ascii="Avenir Next" w:hAnsi="Avenir Next" w:cs="Avenir Next" w:eastAsia="Avenir Next"/>
-                <w:color w:val="1A1A1A"/>
-                <w:sz w:val="20"/>
-                <w:szCs w:val="20"/>
-              </w:rPr>
               <w:tab/>
             </w:r>
             <w:r>
@@ -1158,7 +1162,7 @@
                 <w:rFonts w:ascii="Avenir Next" w:hAnsi="Avenir Next" w:cs="Avenir Next" w:eastAsia="Avenir Next"/>
                 <w:b/>
                 <w:color w:val="1A1A1A"/>
-                <w:sz w:val="20"/>
+                <w:sz w:val="22"/>
                 <w:szCs w:val="20"/>
               </w:rPr>
               <w:t xml:space="preserve">Shipping Box Limit.  </w:t>
@@ -1167,7 +1171,7 @@
               <w:rPr>
                 <w:rFonts w:ascii="Avenir Next" w:hAnsi="Avenir Next" w:cs="Avenir Next" w:eastAsia="Avenir Next"/>
                 <w:color w:val="1A1A1A"/>
-                <w:sz w:val="20"/>
+                <w:sz w:val="22"/>
                 <w:szCs w:val="20"/>
               </w:rPr>
               <w:t xml:space="preserve">A shipping box holds 990 in³. It is 9 in wide and 10 in tall. Boxes may be at most 13 in long.</w:t>
@@ -1184,7 +1188,7 @@
                 <w:rFonts w:ascii="Avenir Next" w:hAnsi="Avenir Next" w:cs="Avenir Next" w:eastAsia="Avenir Next"/>
                 <w:b/>
                 <w:color w:val="003A70"/>
-                <w:sz w:val="17"/>
+                <w:sz w:val="22"/>
                 <w:szCs w:val="17"/>
               </w:rPr>
               <w:t xml:space="preserve">Hint  </w:t>
@@ -1194,7 +1198,7 @@
                 <w:rFonts w:ascii="Avenir Next" w:hAnsi="Avenir Next" w:cs="Avenir Next" w:eastAsia="Avenir Next"/>
                 <w:i/>
                 <w:color w:val="5A5F66"/>
-                <w:sz w:val="17"/>
+                <w:sz w:val="22"/>
                 <w:szCs w:val="17"/>
               </w:rPr>
               <w:t xml:space="preserve">Multiply the two known edges, then divide.</w:t>
@@ -1214,10 +1218,28 @@
                 <w:rFonts w:ascii="Avenir Next" w:hAnsi="Avenir Next" w:cs="Avenir Next" w:eastAsia="Avenir Next"/>
                 <w:b/>
                 <w:color w:val="003A70"/>
+                <w:sz w:val="22"/>
+                <w:szCs w:val="20"/>
+              </w:rPr>
+              <w:t xml:space="preserve">a.</w:t>
+            </w:r>
+            <w:r>
+              <w:rPr>
+                <w:rFonts w:ascii="Avenir Next" w:hAnsi="Avenir Next" w:cs="Avenir Next" w:eastAsia="Avenir Next"/>
+                <w:color w:val="1A1A1A"/>
                 <w:sz w:val="20"/>
                 <w:szCs w:val="20"/>
               </w:rPr>
-              <w:t xml:space="preserve">a.</w:t>
+              <w:tab/>
+            </w:r>
+            <w:r>
+              <w:rPr>
+                <w:rFonts w:ascii="Avenir Next" w:hAnsi="Avenir Next" w:cs="Avenir Next" w:eastAsia="Avenir Next"/>
+                <w:color w:val="1A1A1A"/>
+                <w:sz w:val="22"/>
+                <w:szCs w:val="20"/>
+              </w:rPr>
+              <w:t xml:space="preserve">Multiply the two known edges.</w:t>
             </w:r>
             <w:r>
               <w:rPr>
@@ -1226,7 +1248,7 @@
                 <w:sz w:val="20"/>
                 <w:szCs w:val="20"/>
               </w:rPr>
-              <w:tab/>
+              <w:t xml:space="preserve">  </w:t>
             </w:r>
             <w:r>
               <w:rPr>
@@ -1234,24 +1256,6 @@
                 <w:color w:val="1A1A1A"/>
                 <w:sz w:val="20"/>
                 <w:szCs w:val="20"/>
-              </w:rPr>
-              <w:t xml:space="preserve">Multiply the two known edges.</w:t>
-            </w:r>
-            <w:r>
-              <w:rPr>
-                <w:rFonts w:ascii="Avenir Next" w:hAnsi="Avenir Next" w:cs="Avenir Next" w:eastAsia="Avenir Next"/>
-                <w:color w:val="1A1A1A"/>
-                <w:sz w:val="20"/>
-                <w:szCs w:val="20"/>
-              </w:rPr>
-              <w:t xml:space="preserve">  </w:t>
-            </w:r>
-            <w:r>
-              <w:rPr>
-                <w:rFonts w:ascii="Avenir Next" w:hAnsi="Avenir Next" w:cs="Avenir Next" w:eastAsia="Avenir Next"/>
-                <w:color w:val="1A1A1A"/>
-                <w:sz w:val="20"/>
-                <w:szCs w:val="20"/>
                 <w:u w:val="single"/>
               </w:rPr>
               <w:t xml:space="preserve">                </w:t>
@@ -1260,7 +1264,7 @@
               <w:rPr>
                 <w:rFonts w:ascii="Avenir Next" w:hAnsi="Avenir Next" w:cs="Avenir Next" w:eastAsia="Avenir Next"/>
                 <w:color w:val="1A1A1A"/>
-                <w:sz w:val="20"/>
+                <w:sz w:val="22"/>
                 <w:szCs w:val="20"/>
               </w:rPr>
               <w:t xml:space="preserve"> in²</w:t>
@@ -1280,10 +1284,28 @@
                 <w:rFonts w:ascii="Avenir Next" w:hAnsi="Avenir Next" w:cs="Avenir Next" w:eastAsia="Avenir Next"/>
                 <w:b/>
                 <w:color w:val="003A70"/>
+                <w:sz w:val="22"/>
+                <w:szCs w:val="20"/>
+              </w:rPr>
+              <w:t xml:space="preserve">b.</w:t>
+            </w:r>
+            <w:r>
+              <w:rPr>
+                <w:rFonts w:ascii="Avenir Next" w:hAnsi="Avenir Next" w:cs="Avenir Next" w:eastAsia="Avenir Next"/>
+                <w:color w:val="1A1A1A"/>
                 <w:sz w:val="20"/>
                 <w:szCs w:val="20"/>
               </w:rPr>
-              <w:t xml:space="preserve">b.</w:t>
+              <w:tab/>
+            </w:r>
+            <w:r>
+              <w:rPr>
+                <w:rFonts w:ascii="Avenir Next" w:hAnsi="Avenir Next" w:cs="Avenir Next" w:eastAsia="Avenir Next"/>
+                <w:color w:val="1A1A1A"/>
+                <w:sz w:val="22"/>
+                <w:szCs w:val="20"/>
+              </w:rPr>
+              <w:t xml:space="preserve">Find the length.</w:t>
             </w:r>
             <w:r>
               <w:rPr>
@@ -1292,7 +1314,7 @@
                 <w:sz w:val="20"/>
                 <w:szCs w:val="20"/>
               </w:rPr>
-              <w:tab/>
+              <w:t xml:space="preserve">  </w:t>
             </w:r>
             <w:r>
               <w:rPr>
@@ -1300,24 +1322,6 @@
                 <w:color w:val="1A1A1A"/>
                 <w:sz w:val="20"/>
                 <w:szCs w:val="20"/>
-              </w:rPr>
-              <w:t xml:space="preserve">Find the length.</w:t>
-            </w:r>
-            <w:r>
-              <w:rPr>
-                <w:rFonts w:ascii="Avenir Next" w:hAnsi="Avenir Next" w:cs="Avenir Next" w:eastAsia="Avenir Next"/>
-                <w:color w:val="1A1A1A"/>
-                <w:sz w:val="20"/>
-                <w:szCs w:val="20"/>
-              </w:rPr>
-              <w:t xml:space="preserve">  </w:t>
-            </w:r>
-            <w:r>
-              <w:rPr>
-                <w:rFonts w:ascii="Avenir Next" w:hAnsi="Avenir Next" w:cs="Avenir Next" w:eastAsia="Avenir Next"/>
-                <w:color w:val="1A1A1A"/>
-                <w:sz w:val="20"/>
-                <w:szCs w:val="20"/>
                 <w:u w:val="single"/>
               </w:rPr>
               <w:t xml:space="preserve">                </w:t>
@@ -1326,7 +1330,7 @@
               <w:rPr>
                 <w:rFonts w:ascii="Avenir Next" w:hAnsi="Avenir Next" w:cs="Avenir Next" w:eastAsia="Avenir Next"/>
                 <w:color w:val="1A1A1A"/>
-                <w:sz w:val="20"/>
+                <w:sz w:val="22"/>
                 <w:szCs w:val="20"/>
               </w:rPr>
               <w:t xml:space="preserve"> in</w:t>
@@ -1346,10 +1350,28 @@
                 <w:rFonts w:ascii="Avenir Next" w:hAnsi="Avenir Next" w:cs="Avenir Next" w:eastAsia="Avenir Next"/>
                 <w:b/>
                 <w:color w:val="003A70"/>
+                <w:sz w:val="22"/>
+                <w:szCs w:val="20"/>
+              </w:rPr>
+              <w:t xml:space="preserve">c.</w:t>
+            </w:r>
+            <w:r>
+              <w:rPr>
+                <w:rFonts w:ascii="Avenir Next" w:hAnsi="Avenir Next" w:cs="Avenir Next" w:eastAsia="Avenir Next"/>
+                <w:color w:val="1A1A1A"/>
                 <w:sz w:val="20"/>
                 <w:szCs w:val="20"/>
               </w:rPr>
-              <w:t xml:space="preserve">c.</w:t>
+              <w:tab/>
+            </w:r>
+            <w:r>
+              <w:rPr>
+                <w:rFonts w:ascii="Avenir Next" w:hAnsi="Avenir Next" w:cs="Avenir Next" w:eastAsia="Avenir Next"/>
+                <w:color w:val="1A1A1A"/>
+                <w:sz w:val="22"/>
+                <w:szCs w:val="20"/>
+              </w:rPr>
+              <w:t xml:space="preserve">Does the box meet the rule?</w:t>
             </w:r>
             <w:r>
               <w:rPr>
@@ -1358,7 +1380,7 @@
                 <w:sz w:val="20"/>
                 <w:szCs w:val="20"/>
               </w:rPr>
-              <w:tab/>
+              <w:t xml:space="preserve">  </w:t>
             </w:r>
             <w:r>
               <w:rPr>
@@ -1366,24 +1388,6 @@
                 <w:color w:val="1A1A1A"/>
                 <w:sz w:val="20"/>
                 <w:szCs w:val="20"/>
-              </w:rPr>
-              <w:t xml:space="preserve">Does the box meet the rule?</w:t>
-            </w:r>
-            <w:r>
-              <w:rPr>
-                <w:rFonts w:ascii="Avenir Next" w:hAnsi="Avenir Next" w:cs="Avenir Next" w:eastAsia="Avenir Next"/>
-                <w:color w:val="1A1A1A"/>
-                <w:sz w:val="20"/>
-                <w:szCs w:val="20"/>
-              </w:rPr>
-              <w:t xml:space="preserve">  </w:t>
-            </w:r>
-            <w:r>
-              <w:rPr>
-                <w:rFonts w:ascii="Avenir Next" w:hAnsi="Avenir Next" w:cs="Avenir Next" w:eastAsia="Avenir Next"/>
-                <w:color w:val="1A1A1A"/>
-                <w:sz w:val="20"/>
-                <w:szCs w:val="20"/>
                 <w:u w:val="single"/>
               </w:rPr>
               <w:t xml:space="preserve">                      </w:t>
@@ -1391,7 +1395,7 @@
           </w:p>
           <w:p>
             <w:pPr>
-              <w:spacing w:before="0" w:after="0" w:line="60" w:lineRule="auto"/>
+              <w:spacing w:before="0" w:after="0" w:line="50" w:lineRule="exact"/>
             </w:pPr>
           </w:p>
           <w:tbl>
@@ -1449,7 +1453,7 @@
           </w:tbl>
           <w:p>
             <w:pPr>
-              <w:spacing w:before="0" w:after="0" w:line="24" w:lineRule="auto"/>
+              <w:spacing w:before="0" w:after="0" w:line="50" w:lineRule="exact"/>
             </w:pPr>
           </w:p>
         </w:tc>
@@ -1457,12 +1461,12 @@
     </w:tbl>
     <w:p>
       <w:pPr>
-        <w:spacing w:before="0" w:after="0" w:line="20" w:lineRule="exact"/>
+        <w:spacing w:before="0" w:after="0" w:line="50" w:lineRule="exact"/>
       </w:pPr>
     </w:p>
     <w:p>
       <w:pPr>
-        <w:spacing w:before="0" w:after="0" w:line="20" w:lineRule="exact"/>
+        <w:spacing w:before="0" w:after="0" w:line="50" w:lineRule="exact"/>
       </w:pPr>
     </w:p>
     <w:tbl>
@@ -1546,7 +1550,7 @@
                       <w:rFonts w:ascii="Avenir Next" w:hAnsi="Avenir Next" w:cs="Avenir Next" w:eastAsia="Avenir Next"/>
                       <w:b/>
                       <w:color w:val="1A1A1A"/>
-                      <w:sz w:val="20"/>
+                      <w:sz w:val="22"/>
                       <w:szCs w:val="20"/>
                     </w:rPr>
                     <w:t xml:space="preserve">3.</w:t>
@@ -1565,7 +1569,7 @@
                       <w:rFonts w:ascii="Avenir Next" w:hAnsi="Avenir Next" w:cs="Avenir Next" w:eastAsia="Avenir Next"/>
                       <w:b/>
                       <w:color w:val="1A1A1A"/>
-                      <w:sz w:val="20"/>
+                      <w:sz w:val="22"/>
                       <w:szCs w:val="20"/>
                     </w:rPr>
                     <w:t xml:space="preserve">Planter Depth.  </w:t>
@@ -1574,7 +1578,7 @@
                     <w:rPr>
                       <w:rFonts w:ascii="Avenir Next" w:hAnsi="Avenir Next" w:cs="Avenir Next" w:eastAsia="Avenir Next"/>
                       <w:color w:val="1A1A1A"/>
-                      <w:sz w:val="20"/>
+                      <w:sz w:val="22"/>
                       <w:szCs w:val="20"/>
                     </w:rPr>
                     <w:t xml:space="preserve">A planter holds 1,170 cm³ of soil. Its base is 13 cm by 10 cm. How tall is it?</w:t>
@@ -1582,7 +1586,7 @@
                 </w:p>
                 <w:p>
                   <w:pPr>
-                    <w:spacing w:before="0" w:after="0" w:line="60" w:lineRule="auto"/>
+                    <w:spacing w:before="0" w:after="0" w:line="50" w:lineRule="exact"/>
                   </w:pPr>
                 </w:p>
                 <w:tbl>
@@ -1651,7 +1655,7 @@
                       <w:rFonts w:ascii="Avenir Next" w:hAnsi="Avenir Next" w:cs="Avenir Next" w:eastAsia="Avenir Next"/>
                       <w:b/>
                       <w:color w:val="1A1A1A"/>
-                      <w:sz w:val="18"/>
+                      <w:sz w:val="22"/>
                       <w:szCs w:val="18"/>
                     </w:rPr>
                     <w:t xml:space="preserve">Answer</w:t>
@@ -1669,7 +1673,7 @@
                     <w:rPr>
                       <w:rFonts w:ascii="Avenir Next" w:hAnsi="Avenir Next" w:cs="Avenir Next" w:eastAsia="Avenir Next"/>
                       <w:color w:val="1A1A1A"/>
-                      <w:sz w:val="18"/>
+                      <w:sz w:val="22"/>
                       <w:szCs w:val="18"/>
                     </w:rPr>
                     <w:t xml:space="preserve">  cm</w:t>
@@ -1690,7 +1694,7 @@
                     <w:drawing>
                       <wp:inline distT="0" distB="0" distL="0" distR="0">
                         <wp:extent cx="1280160" cy="867034"/>
-                        <wp:docPr id="1" name="Figure 1"/>
+                        <wp:docPr id="1" name="Figure 1" descr="Rectangular prism. Length 13 cm, width 10 cm, height h."/>
                         <a:graphic xmlns:a="http://schemas.openxmlformats.org/drawingml/2006/main">
                           <a:graphicData uri="http://schemas.openxmlformats.org/drawingml/2006/picture">
                             <pic:pic xmlns:pic="http://schemas.openxmlformats.org/drawingml/2006/picture">
@@ -1725,7 +1729,7 @@
           </w:tbl>
           <w:p>
             <w:pPr>
-              <w:spacing w:before="0" w:after="0" w:line="24" w:lineRule="auto"/>
+              <w:spacing w:before="0" w:after="0" w:line="50" w:lineRule="exact"/>
             </w:pPr>
           </w:p>
         </w:tc>
@@ -1733,12 +1737,12 @@
     </w:tbl>
     <w:p>
       <w:pPr>
-        <w:spacing w:before="0" w:after="0" w:line="20" w:lineRule="exact"/>
+        <w:spacing w:before="0" w:after="0" w:line="50" w:lineRule="exact"/>
       </w:pPr>
     </w:p>
     <w:p>
       <w:pPr>
-        <w:spacing w:before="0" w:after="0" w:line="20" w:lineRule="exact"/>
+        <w:spacing w:before="0" w:after="0" w:line="50" w:lineRule="exact"/>
       </w:pPr>
     </w:p>
     <w:tbl>
@@ -1789,18 +1793,18 @@
                 <w:rFonts w:ascii="Avenir Next" w:hAnsi="Avenir Next" w:cs="Avenir Next" w:eastAsia="Avenir Next"/>
                 <w:b/>
                 <w:color w:val="1A1A1A"/>
+                <w:sz w:val="22"/>
+                <w:szCs w:val="20"/>
+              </w:rPr>
+              <w:t xml:space="preserve">4.</w:t>
+            </w:r>
+            <w:r>
+              <w:rPr>
+                <w:rFonts w:ascii="Avenir Next" w:hAnsi="Avenir Next" w:cs="Avenir Next" w:eastAsia="Avenir Next"/>
+                <w:color w:val="1A1A1A"/>
                 <w:sz w:val="20"/>
                 <w:szCs w:val="20"/>
               </w:rPr>
-              <w:t xml:space="preserve">4.</w:t>
-            </w:r>
-            <w:r>
-              <w:rPr>
-                <w:rFonts w:ascii="Avenir Next" w:hAnsi="Avenir Next" w:cs="Avenir Next" w:eastAsia="Avenir Next"/>
-                <w:color w:val="1A1A1A"/>
-                <w:sz w:val="20"/>
-                <w:szCs w:val="20"/>
-              </w:rPr>
               <w:tab/>
             </w:r>
             <w:r>
@@ -1808,7 +1812,7 @@
                 <w:rFonts w:ascii="Avenir Next" w:hAnsi="Avenir Next" w:cs="Avenir Next" w:eastAsia="Avenir Next"/>
                 <w:b/>
                 <w:color w:val="1A1A1A"/>
-                <w:sz w:val="20"/>
+                <w:sz w:val="22"/>
                 <w:szCs w:val="20"/>
               </w:rPr>
               <w:t xml:space="preserve">Thin Box.  </w:t>
@@ -1817,7 +1821,7 @@
               <w:rPr>
                 <w:rFonts w:ascii="Avenir Next" w:hAnsi="Avenir Next" w:cs="Avenir Next" w:eastAsia="Avenir Next"/>
                 <w:color w:val="1A1A1A"/>
-                <w:sz w:val="20"/>
+                <w:sz w:val="22"/>
                 <w:szCs w:val="20"/>
               </w:rPr>
               <w:t xml:space="preserve">A flat box is 20 in long, 16 in wide, and 3/4 in tall. Find its volume.</w:t>
@@ -1834,7 +1838,7 @@
                 <w:rFonts w:ascii="Avenir Next" w:hAnsi="Avenir Next" w:cs="Avenir Next" w:eastAsia="Avenir Next"/>
                 <w:b/>
                 <w:color w:val="003A70"/>
-                <w:sz w:val="17"/>
+                <w:sz w:val="22"/>
                 <w:szCs w:val="17"/>
               </w:rPr>
               <w:t xml:space="preserve">Hint  </w:t>
@@ -1844,7 +1848,7 @@
                 <w:rFonts w:ascii="Avenir Next" w:hAnsi="Avenir Next" w:cs="Avenir Next" w:eastAsia="Avenir Next"/>
                 <w:i/>
                 <w:color w:val="5A5F66"/>
-                <w:sz w:val="17"/>
+                <w:sz w:val="22"/>
                 <w:szCs w:val="17"/>
               </w:rPr>
               <w:t xml:space="preserve">Find the base, then take 3/4 of it.</w:t>
@@ -1852,7 +1856,7 @@
           </w:p>
           <w:p>
             <w:pPr>
-              <w:spacing w:before="0" w:after="0" w:line="60" w:lineRule="auto"/>
+              <w:spacing w:before="0" w:after="0" w:line="50" w:lineRule="exact"/>
             </w:pPr>
           </w:p>
           <w:tbl>
@@ -1921,25 +1925,25 @@
                 <w:rFonts w:ascii="Avenir Next" w:hAnsi="Avenir Next" w:cs="Avenir Next" w:eastAsia="Avenir Next"/>
                 <w:b/>
                 <w:color w:val="1A1A1A"/>
+                <w:sz w:val="22"/>
+                <w:szCs w:val="18"/>
+              </w:rPr>
+              <w:t xml:space="preserve">Answer</w:t>
+            </w:r>
+            <w:r>
+              <w:rPr>
+                <w:rFonts w:ascii="Avenir Next" w:hAnsi="Avenir Next" w:cs="Avenir Next" w:eastAsia="Avenir Next"/>
+                <w:color w:val="1A1A1A"/>
                 <w:sz w:val="18"/>
                 <w:szCs w:val="18"/>
               </w:rPr>
-              <w:t xml:space="preserve">Answer</w:t>
-            </w:r>
-            <w:r>
-              <w:rPr>
-                <w:rFonts w:ascii="Avenir Next" w:hAnsi="Avenir Next" w:cs="Avenir Next" w:eastAsia="Avenir Next"/>
-                <w:color w:val="1A1A1A"/>
-                <w:sz w:val="18"/>
-                <w:szCs w:val="18"/>
-              </w:rPr>
               <w:tab/>
             </w:r>
             <w:r>
               <w:rPr>
                 <w:rFonts w:ascii="Avenir Next" w:hAnsi="Avenir Next" w:cs="Avenir Next" w:eastAsia="Avenir Next"/>
                 <w:color w:val="1A1A1A"/>
-                <w:sz w:val="18"/>
+                <w:sz w:val="22"/>
                 <w:szCs w:val="18"/>
               </w:rPr>
               <w:t xml:space="preserve">  in³</w:t>
@@ -1965,18 +1969,18 @@
                 <w:rFonts w:ascii="Avenir Next" w:hAnsi="Avenir Next" w:cs="Avenir Next" w:eastAsia="Avenir Next"/>
                 <w:b/>
                 <w:color w:val="1A1A1A"/>
+                <w:sz w:val="22"/>
+                <w:szCs w:val="20"/>
+              </w:rPr>
+              <w:t xml:space="preserve">5.</w:t>
+            </w:r>
+            <w:r>
+              <w:rPr>
+                <w:rFonts w:ascii="Avenir Next" w:hAnsi="Avenir Next" w:cs="Avenir Next" w:eastAsia="Avenir Next"/>
+                <w:color w:val="1A1A1A"/>
                 <w:sz w:val="20"/>
                 <w:szCs w:val="20"/>
               </w:rPr>
-              <w:t xml:space="preserve">5.</w:t>
-            </w:r>
-            <w:r>
-              <w:rPr>
-                <w:rFonts w:ascii="Avenir Next" w:hAnsi="Avenir Next" w:cs="Avenir Next" w:eastAsia="Avenir Next"/>
-                <w:color w:val="1A1A1A"/>
-                <w:sz w:val="20"/>
-                <w:szCs w:val="20"/>
-              </w:rPr>
               <w:tab/>
             </w:r>
             <w:r>
@@ -1984,7 +1988,7 @@
                 <w:rFonts w:ascii="Avenir Next" w:hAnsi="Avenir Next" w:cs="Avenir Next" w:eastAsia="Avenir Next"/>
                 <w:b/>
                 <w:color w:val="1A1A1A"/>
-                <w:sz w:val="20"/>
+                <w:sz w:val="22"/>
                 <w:szCs w:val="20"/>
               </w:rPr>
               <w:t xml:space="preserve">Seed Flat.  </w:t>
@@ -1993,7 +1997,7 @@
               <w:rPr>
                 <w:rFonts w:ascii="Avenir Next" w:hAnsi="Avenir Next" w:cs="Avenir Next" w:eastAsia="Avenir Next"/>
                 <w:color w:val="1A1A1A"/>
-                <w:sz w:val="20"/>
+                <w:sz w:val="22"/>
                 <w:szCs w:val="20"/>
               </w:rPr>
               <w:t xml:space="preserve">A seed flat is 20 in long, 12 in wide, and 1 1/2 in deep. Find its volume.</w:t>
@@ -2010,7 +2014,7 @@
                 <w:rFonts w:ascii="Avenir Next" w:hAnsi="Avenir Next" w:cs="Avenir Next" w:eastAsia="Avenir Next"/>
                 <w:b/>
                 <w:color w:val="003A70"/>
-                <w:sz w:val="17"/>
+                <w:sz w:val="22"/>
                 <w:szCs w:val="17"/>
               </w:rPr>
               <w:t xml:space="preserve">Hint  </w:t>
@@ -2020,7 +2024,7 @@
                 <w:rFonts w:ascii="Avenir Next" w:hAnsi="Avenir Next" w:cs="Avenir Next" w:eastAsia="Avenir Next"/>
                 <w:i/>
                 <w:color w:val="5A5F66"/>
-                <w:sz w:val="17"/>
+                <w:sz w:val="22"/>
                 <w:szCs w:val="17"/>
               </w:rPr>
               <w:t xml:space="preserve">1 1/2 means the base plus half the base.</w:t>
@@ -2028,7 +2032,7 @@
           </w:p>
           <w:p>
             <w:pPr>
-              <w:spacing w:before="0" w:after="0" w:line="60" w:lineRule="auto"/>
+              <w:spacing w:before="0" w:after="0" w:line="50" w:lineRule="exact"/>
             </w:pPr>
           </w:p>
           <w:tbl>
@@ -2097,25 +2101,25 @@
                 <w:rFonts w:ascii="Avenir Next" w:hAnsi="Avenir Next" w:cs="Avenir Next" w:eastAsia="Avenir Next"/>
                 <w:b/>
                 <w:color w:val="1A1A1A"/>
+                <w:sz w:val="22"/>
+                <w:szCs w:val="18"/>
+              </w:rPr>
+              <w:t xml:space="preserve">Answer</w:t>
+            </w:r>
+            <w:r>
+              <w:rPr>
+                <w:rFonts w:ascii="Avenir Next" w:hAnsi="Avenir Next" w:cs="Avenir Next" w:eastAsia="Avenir Next"/>
+                <w:color w:val="1A1A1A"/>
                 <w:sz w:val="18"/>
                 <w:szCs w:val="18"/>
               </w:rPr>
-              <w:t xml:space="preserve">Answer</w:t>
-            </w:r>
-            <w:r>
-              <w:rPr>
-                <w:rFonts w:ascii="Avenir Next" w:hAnsi="Avenir Next" w:cs="Avenir Next" w:eastAsia="Avenir Next"/>
-                <w:color w:val="1A1A1A"/>
-                <w:sz w:val="18"/>
-                <w:szCs w:val="18"/>
-              </w:rPr>
               <w:tab/>
             </w:r>
             <w:r>
               <w:rPr>
                 <w:rFonts w:ascii="Avenir Next" w:hAnsi="Avenir Next" w:cs="Avenir Next" w:eastAsia="Avenir Next"/>
                 <w:color w:val="1A1A1A"/>
-                <w:sz w:val="18"/>
+                <w:sz w:val="22"/>
                 <w:szCs w:val="18"/>
               </w:rPr>
               <w:t xml:space="preserve">  in³</w:t>
@@ -2126,12 +2130,12 @@
     </w:tbl>
     <w:p>
       <w:pPr>
-        <w:spacing w:before="0" w:after="0" w:line="20" w:lineRule="exact"/>
+        <w:spacing w:before="0" w:after="0" w:line="50" w:lineRule="exact"/>
       </w:pPr>
     </w:p>
     <w:p>
       <w:pPr>
-        <w:spacing w:before="0" w:after="0" w:line="20" w:lineRule="exact"/>
+        <w:spacing w:before="0" w:after="0" w:line="50" w:lineRule="exact"/>
       </w:pPr>
     </w:p>
     <w:tbl>
@@ -2181,18 +2185,18 @@
                 <w:rFonts w:ascii="Avenir Next" w:hAnsi="Avenir Next" w:cs="Avenir Next" w:eastAsia="Avenir Next"/>
                 <w:b/>
                 <w:color w:val="1A1A1A"/>
+                <w:sz w:val="22"/>
+                <w:szCs w:val="20"/>
+              </w:rPr>
+              <w:t xml:space="preserve">6.</w:t>
+            </w:r>
+            <w:r>
+              <w:rPr>
+                <w:rFonts w:ascii="Avenir Next" w:hAnsi="Avenir Next" w:cs="Avenir Next" w:eastAsia="Avenir Next"/>
+                <w:color w:val="1A1A1A"/>
                 <w:sz w:val="20"/>
                 <w:szCs w:val="20"/>
               </w:rPr>
-              <w:t xml:space="preserve">6.</w:t>
-            </w:r>
-            <w:r>
-              <w:rPr>
-                <w:rFonts w:ascii="Avenir Next" w:hAnsi="Avenir Next" w:cs="Avenir Next" w:eastAsia="Avenir Next"/>
-                <w:color w:val="1A1A1A"/>
-                <w:sz w:val="20"/>
-                <w:szCs w:val="20"/>
-              </w:rPr>
               <w:tab/>
             </w:r>
             <w:r>
@@ -2200,7 +2204,7 @@
                 <w:rFonts w:ascii="Avenir Next" w:hAnsi="Avenir Next" w:cs="Avenir Next" w:eastAsia="Avenir Next"/>
                 <w:b/>
                 <w:color w:val="1A1A1A"/>
-                <w:sz w:val="20"/>
+                <w:sz w:val="22"/>
                 <w:szCs w:val="20"/>
               </w:rPr>
               <w:t xml:space="preserve">Concrete Slab.  </w:t>
@@ -2209,7 +2213,7 @@
               <w:rPr>
                 <w:rFonts w:ascii="Avenir Next" w:hAnsi="Avenir Next" w:cs="Avenir Next" w:eastAsia="Avenir Next"/>
                 <w:color w:val="1A1A1A"/>
-                <w:sz w:val="20"/>
+                <w:sz w:val="22"/>
                 <w:szCs w:val="20"/>
               </w:rPr>
               <w:t xml:space="preserve">A concrete slab is 22 ft long, 9 ft wide, and 1/2 ft thick. Concrete costs $5 per ft³. Find the volume and the cost.</w:t>
@@ -2226,7 +2230,7 @@
                 <w:rFonts w:ascii="Avenir Next" w:hAnsi="Avenir Next" w:cs="Avenir Next" w:eastAsia="Avenir Next"/>
                 <w:b/>
                 <w:color w:val="003A70"/>
-                <w:sz w:val="17"/>
+                <w:sz w:val="22"/>
                 <w:szCs w:val="17"/>
               </w:rPr>
               <w:t xml:space="preserve">Hint  </w:t>
@@ -2236,7 +2240,7 @@
                 <w:rFonts w:ascii="Avenir Next" w:hAnsi="Avenir Next" w:cs="Avenir Next" w:eastAsia="Avenir Next"/>
                 <w:i/>
                 <w:color w:val="5A5F66"/>
-                <w:sz w:val="17"/>
+                <w:sz w:val="22"/>
                 <w:szCs w:val="17"/>
               </w:rPr>
               <w:t xml:space="preserve">The thickness is the height.</w:t>
@@ -2244,7 +2248,7 @@
           </w:p>
           <w:p>
             <w:pPr>
-              <w:spacing w:before="0" w:after="0" w:line="60" w:lineRule="auto"/>
+              <w:spacing w:before="0" w:after="0" w:line="50" w:lineRule="exact"/>
             </w:pPr>
           </w:p>
           <w:tbl>
@@ -2313,7 +2317,7 @@
                 <w:rFonts w:ascii="Avenir Next" w:hAnsi="Avenir Next" w:cs="Avenir Next" w:eastAsia="Avenir Next"/>
                 <w:b/>
                 <w:color w:val="1A1A1A"/>
-                <w:sz w:val="18"/>
+                <w:sz w:val="22"/>
                 <w:szCs w:val="18"/>
               </w:rPr>
               <w:t xml:space="preserve">Volume, cost</w:t>
@@ -2333,12 +2337,12 @@
     </w:tbl>
     <w:p>
       <w:pPr>
-        <w:spacing w:before="0" w:after="0" w:line="20" w:lineRule="exact"/>
+        <w:spacing w:before="0" w:after="0" w:line="50" w:lineRule="exact"/>
       </w:pPr>
     </w:p>
     <w:p>
       <w:pPr>
-        <w:spacing w:before="0" w:after="0" w:line="20" w:lineRule="exact"/>
+        <w:spacing w:before="0" w:after="0" w:line="50" w:lineRule="exact"/>
       </w:pPr>
     </w:p>
     <w:tbl>
@@ -2388,18 +2392,18 @@
                 <w:rFonts w:ascii="Avenir Next" w:hAnsi="Avenir Next" w:cs="Avenir Next" w:eastAsia="Avenir Next"/>
                 <w:b/>
                 <w:color w:val="1A1A1A"/>
+                <w:sz w:val="22"/>
+                <w:szCs w:val="20"/>
+              </w:rPr>
+              <w:t xml:space="preserve">7.</w:t>
+            </w:r>
+            <w:r>
+              <w:rPr>
+                <w:rFonts w:ascii="Avenir Next" w:hAnsi="Avenir Next" w:cs="Avenir Next" w:eastAsia="Avenir Next"/>
+                <w:color w:val="1A1A1A"/>
                 <w:sz w:val="20"/>
                 <w:szCs w:val="20"/>
               </w:rPr>
-              <w:t xml:space="preserve">7.</w:t>
-            </w:r>
-            <w:r>
-              <w:rPr>
-                <w:rFonts w:ascii="Avenir Next" w:hAnsi="Avenir Next" w:cs="Avenir Next" w:eastAsia="Avenir Next"/>
-                <w:color w:val="1A1A1A"/>
-                <w:sz w:val="20"/>
-                <w:szCs w:val="20"/>
-              </w:rPr>
               <w:tab/>
             </w:r>
             <w:r>
@@ -2407,7 +2411,7 @@
                 <w:rFonts w:ascii="Avenir Next" w:hAnsi="Avenir Next" w:cs="Avenir Next" w:eastAsia="Avenir Next"/>
                 <w:b/>
                 <w:color w:val="1A1A1A"/>
-                <w:sz w:val="20"/>
+                <w:sz w:val="22"/>
                 <w:szCs w:val="20"/>
               </w:rPr>
               <w:t xml:space="preserve">Aquarium Width.  </w:t>
@@ -2416,7 +2420,7 @@
               <w:rPr>
                 <w:rFonts w:ascii="Avenir Next" w:hAnsi="Avenir Next" w:cs="Avenir Next" w:eastAsia="Avenir Next"/>
                 <w:color w:val="1A1A1A"/>
-                <w:sz w:val="20"/>
+                <w:sz w:val="22"/>
                 <w:szCs w:val="20"/>
               </w:rPr>
               <w:t xml:space="preserve">An aquarium holds 5,400 in³ of water. It is 30 in long and 18 in tall. The width label wore off. Find the width.</w:t>
@@ -2424,7 +2428,7 @@
           </w:p>
           <w:p>
             <w:pPr>
-              <w:spacing w:before="0" w:after="0" w:line="60" w:lineRule="auto"/>
+              <w:spacing w:before="0" w:after="0" w:line="50" w:lineRule="exact"/>
             </w:pPr>
           </w:p>
           <w:tbl>
@@ -2493,25 +2497,25 @@
                 <w:rFonts w:ascii="Avenir Next" w:hAnsi="Avenir Next" w:cs="Avenir Next" w:eastAsia="Avenir Next"/>
                 <w:b/>
                 <w:color w:val="1A1A1A"/>
+                <w:sz w:val="22"/>
+                <w:szCs w:val="18"/>
+              </w:rPr>
+              <w:t xml:space="preserve">Answer</w:t>
+            </w:r>
+            <w:r>
+              <w:rPr>
+                <w:rFonts w:ascii="Avenir Next" w:hAnsi="Avenir Next" w:cs="Avenir Next" w:eastAsia="Avenir Next"/>
+                <w:color w:val="1A1A1A"/>
                 <w:sz w:val="18"/>
                 <w:szCs w:val="18"/>
               </w:rPr>
-              <w:t xml:space="preserve">Answer</w:t>
-            </w:r>
-            <w:r>
-              <w:rPr>
-                <w:rFonts w:ascii="Avenir Next" w:hAnsi="Avenir Next" w:cs="Avenir Next" w:eastAsia="Avenir Next"/>
-                <w:color w:val="1A1A1A"/>
-                <w:sz w:val="18"/>
-                <w:szCs w:val="18"/>
-              </w:rPr>
               <w:tab/>
             </w:r>
             <w:r>
               <w:rPr>
                 <w:rFonts w:ascii="Avenir Next" w:hAnsi="Avenir Next" w:cs="Avenir Next" w:eastAsia="Avenir Next"/>
                 <w:color w:val="1A1A1A"/>
-                <w:sz w:val="18"/>
+                <w:sz w:val="22"/>
                 <w:szCs w:val="18"/>
               </w:rPr>
               <w:t xml:space="preserve">  in</w:t>
@@ -2522,12 +2526,12 @@
     </w:tbl>
     <w:p>
       <w:pPr>
-        <w:spacing w:before="0" w:after="0" w:line="20" w:lineRule="exact"/>
+        <w:spacing w:before="0" w:after="0" w:line="50" w:lineRule="exact"/>
       </w:pPr>
     </w:p>
     <w:p>
       <w:pPr>
-        <w:spacing w:before="0" w:after="0" w:line="20" w:lineRule="exact"/>
+        <w:spacing w:before="0" w:after="0" w:line="50" w:lineRule="exact"/>
       </w:pPr>
     </w:p>
     <w:tbl>
@@ -2577,18 +2581,18 @@
                 <w:rFonts w:ascii="Avenir Next" w:hAnsi="Avenir Next" w:cs="Avenir Next" w:eastAsia="Avenir Next"/>
                 <w:b/>
                 <w:color w:val="1A1A1A"/>
+                <w:sz w:val="22"/>
+                <w:szCs w:val="20"/>
+              </w:rPr>
+              <w:t xml:space="preserve">8.</w:t>
+            </w:r>
+            <w:r>
+              <w:rPr>
+                <w:rFonts w:ascii="Avenir Next" w:hAnsi="Avenir Next" w:cs="Avenir Next" w:eastAsia="Avenir Next"/>
+                <w:color w:val="1A1A1A"/>
                 <w:sz w:val="20"/>
                 <w:szCs w:val="20"/>
               </w:rPr>
-              <w:t xml:space="preserve">8.</w:t>
-            </w:r>
-            <w:r>
-              <w:rPr>
-                <w:rFonts w:ascii="Avenir Next" w:hAnsi="Avenir Next" w:cs="Avenir Next" w:eastAsia="Avenir Next"/>
-                <w:color w:val="1A1A1A"/>
-                <w:sz w:val="20"/>
-                <w:szCs w:val="20"/>
-              </w:rPr>
               <w:tab/>
             </w:r>
             <w:r>
@@ -2596,7 +2600,7 @@
                 <w:rFonts w:ascii="Avenir Next" w:hAnsi="Avenir Next" w:cs="Avenir Next" w:eastAsia="Avenir Next"/>
                 <w:b/>
                 <w:color w:val="1A1A1A"/>
-                <w:sz w:val="20"/>
+                <w:sz w:val="22"/>
                 <w:szCs w:val="20"/>
               </w:rPr>
               <w:t xml:space="preserve">Planter Box.  </w:t>
@@ -2605,7 +2609,7 @@
               <w:rPr>
                 <w:rFonts w:ascii="Avenir Next" w:hAnsi="Avenir Next" w:cs="Avenir Next" w:eastAsia="Avenir Next"/>
                 <w:color w:val="1A1A1A"/>
-                <w:sz w:val="20"/>
+                <w:sz w:val="22"/>
                 <w:szCs w:val="20"/>
               </w:rPr>
               <w:t xml:space="preserve">A planter is 3/4 m long, 1/2 m wide, and 2 m tall. Soil costs $18 per m³.</w:t>
@@ -2625,10 +2629,28 @@
                 <w:rFonts w:ascii="Avenir Next" w:hAnsi="Avenir Next" w:cs="Avenir Next" w:eastAsia="Avenir Next"/>
                 <w:b/>
                 <w:color w:val="003A70"/>
+                <w:sz w:val="22"/>
+                <w:szCs w:val="20"/>
+              </w:rPr>
+              <w:t xml:space="preserve">a.</w:t>
+            </w:r>
+            <w:r>
+              <w:rPr>
+                <w:rFonts w:ascii="Avenir Next" w:hAnsi="Avenir Next" w:cs="Avenir Next" w:eastAsia="Avenir Next"/>
+                <w:color w:val="1A1A1A"/>
                 <w:sz w:val="20"/>
                 <w:szCs w:val="20"/>
               </w:rPr>
-              <w:t xml:space="preserve">a.</w:t>
+              <w:tab/>
+            </w:r>
+            <w:r>
+              <w:rPr>
+                <w:rFonts w:ascii="Avenir Next" w:hAnsi="Avenir Next" w:cs="Avenir Next" w:eastAsia="Avenir Next"/>
+                <w:color w:val="1A1A1A"/>
+                <w:sz w:val="22"/>
+                <w:szCs w:val="20"/>
+              </w:rPr>
+              <w:t xml:space="preserve">Find the volume.</w:t>
             </w:r>
             <w:r>
               <w:rPr>
@@ -2637,7 +2659,7 @@
                 <w:sz w:val="20"/>
                 <w:szCs w:val="20"/>
               </w:rPr>
-              <w:tab/>
+              <w:t xml:space="preserve">  </w:t>
             </w:r>
             <w:r>
               <w:rPr>
@@ -2645,24 +2667,6 @@
                 <w:color w:val="1A1A1A"/>
                 <w:sz w:val="20"/>
                 <w:szCs w:val="20"/>
-              </w:rPr>
-              <w:t xml:space="preserve">Find the volume.</w:t>
-            </w:r>
-            <w:r>
-              <w:rPr>
-                <w:rFonts w:ascii="Avenir Next" w:hAnsi="Avenir Next" w:cs="Avenir Next" w:eastAsia="Avenir Next"/>
-                <w:color w:val="1A1A1A"/>
-                <w:sz w:val="20"/>
-                <w:szCs w:val="20"/>
-              </w:rPr>
-              <w:t xml:space="preserve">  </w:t>
-            </w:r>
-            <w:r>
-              <w:rPr>
-                <w:rFonts w:ascii="Avenir Next" w:hAnsi="Avenir Next" w:cs="Avenir Next" w:eastAsia="Avenir Next"/>
-                <w:color w:val="1A1A1A"/>
-                <w:sz w:val="20"/>
-                <w:szCs w:val="20"/>
                 <w:u w:val="single"/>
               </w:rPr>
               <w:t xml:space="preserve">                </w:t>
@@ -2671,7 +2675,7 @@
               <w:rPr>
                 <w:rFonts w:ascii="Avenir Next" w:hAnsi="Avenir Next" w:cs="Avenir Next" w:eastAsia="Avenir Next"/>
                 <w:color w:val="1A1A1A"/>
-                <w:sz w:val="20"/>
+                <w:sz w:val="22"/>
                 <w:szCs w:val="20"/>
               </w:rPr>
               <w:t xml:space="preserve"> m³</w:t>
@@ -2691,25 +2695,25 @@
                 <w:rFonts w:ascii="Avenir Next" w:hAnsi="Avenir Next" w:cs="Avenir Next" w:eastAsia="Avenir Next"/>
                 <w:b/>
                 <w:color w:val="003A70"/>
+                <w:sz w:val="22"/>
+                <w:szCs w:val="20"/>
+              </w:rPr>
+              <w:t xml:space="preserve">b.</w:t>
+            </w:r>
+            <w:r>
+              <w:rPr>
+                <w:rFonts w:ascii="Avenir Next" w:hAnsi="Avenir Next" w:cs="Avenir Next" w:eastAsia="Avenir Next"/>
+                <w:color w:val="1A1A1A"/>
                 <w:sz w:val="20"/>
                 <w:szCs w:val="20"/>
               </w:rPr>
-              <w:t xml:space="preserve">b.</w:t>
-            </w:r>
-            <w:r>
-              <w:rPr>
-                <w:rFonts w:ascii="Avenir Next" w:hAnsi="Avenir Next" w:cs="Avenir Next" w:eastAsia="Avenir Next"/>
-                <w:color w:val="1A1A1A"/>
-                <w:sz w:val="20"/>
-                <w:szCs w:val="20"/>
-              </w:rPr>
               <w:tab/>
             </w:r>
             <w:r>
               <w:rPr>
                 <w:rFonts w:ascii="Avenir Next" w:hAnsi="Avenir Next" w:cs="Avenir Next" w:eastAsia="Avenir Next"/>
                 <w:color w:val="1A1A1A"/>
-                <w:sz w:val="20"/>
+                <w:sz w:val="22"/>
                 <w:szCs w:val="20"/>
               </w:rPr>
               <w:t xml:space="preserve">Find the cost to fill it.</w:t>
@@ -2748,10 +2752,28 @@
                 <w:rFonts w:ascii="Avenir Next" w:hAnsi="Avenir Next" w:cs="Avenir Next" w:eastAsia="Avenir Next"/>
                 <w:b/>
                 <w:color w:val="003A70"/>
+                <w:sz w:val="22"/>
+                <w:szCs w:val="20"/>
+              </w:rPr>
+              <w:t xml:space="preserve">c.</w:t>
+            </w:r>
+            <w:r>
+              <w:rPr>
+                <w:rFonts w:ascii="Avenir Next" w:hAnsi="Avenir Next" w:cs="Avenir Next" w:eastAsia="Avenir Next"/>
+                <w:color w:val="1A1A1A"/>
                 <w:sz w:val="20"/>
                 <w:szCs w:val="20"/>
               </w:rPr>
-              <w:t xml:space="preserve">c.</w:t>
+              <w:tab/>
+            </w:r>
+            <w:r>
+              <w:rPr>
+                <w:rFonts w:ascii="Avenir Next" w:hAnsi="Avenir Next" w:cs="Avenir Next" w:eastAsia="Avenir Next"/>
+                <w:color w:val="1A1A1A"/>
+                <w:sz w:val="22"/>
+                <w:szCs w:val="20"/>
+              </w:rPr>
+              <w:t xml:space="preserve">A second planter is twice as tall. Find its volume.</w:t>
             </w:r>
             <w:r>
               <w:rPr>
@@ -2760,7 +2782,7 @@
                 <w:sz w:val="20"/>
                 <w:szCs w:val="20"/>
               </w:rPr>
-              <w:tab/>
+              <w:t xml:space="preserve">  </w:t>
             </w:r>
             <w:r>
               <w:rPr>
@@ -2768,24 +2790,6 @@
                 <w:color w:val="1A1A1A"/>
                 <w:sz w:val="20"/>
                 <w:szCs w:val="20"/>
-              </w:rPr>
-              <w:t xml:space="preserve">A second planter is twice as tall. Find its volume.</w:t>
-            </w:r>
-            <w:r>
-              <w:rPr>
-                <w:rFonts w:ascii="Avenir Next" w:hAnsi="Avenir Next" w:cs="Avenir Next" w:eastAsia="Avenir Next"/>
-                <w:color w:val="1A1A1A"/>
-                <w:sz w:val="20"/>
-                <w:szCs w:val="20"/>
-              </w:rPr>
-              <w:t xml:space="preserve">  </w:t>
-            </w:r>
-            <w:r>
-              <w:rPr>
-                <w:rFonts w:ascii="Avenir Next" w:hAnsi="Avenir Next" w:cs="Avenir Next" w:eastAsia="Avenir Next"/>
-                <w:color w:val="1A1A1A"/>
-                <w:sz w:val="20"/>
-                <w:szCs w:val="20"/>
                 <w:u w:val="single"/>
               </w:rPr>
               <w:t xml:space="preserve">                </w:t>
@@ -2794,7 +2798,7 @@
               <w:rPr>
                 <w:rFonts w:ascii="Avenir Next" w:hAnsi="Avenir Next" w:cs="Avenir Next" w:eastAsia="Avenir Next"/>
                 <w:color w:val="1A1A1A"/>
-                <w:sz w:val="20"/>
+                <w:sz w:val="22"/>
                 <w:szCs w:val="20"/>
               </w:rPr>
               <w:t xml:space="preserve"> m³</w:t>
@@ -2802,7 +2806,7 @@
           </w:p>
           <w:p>
             <w:pPr>
-              <w:spacing w:before="0" w:after="0" w:line="60" w:lineRule="auto"/>
+              <w:spacing w:before="0" w:after="0" w:line="50" w:lineRule="exact"/>
             </w:pPr>
           </w:p>
           <w:tbl>
@@ -2860,7 +2864,7 @@
           </w:tbl>
           <w:p>
             <w:pPr>
-              <w:spacing w:before="0" w:after="0" w:line="24" w:lineRule="auto"/>
+              <w:spacing w:before="0" w:after="0" w:line="50" w:lineRule="exact"/>
             </w:pPr>
           </w:p>
         </w:tc>
@@ -2868,11 +2872,12 @@
     </w:tbl>
     <w:p>
       <w:pPr>
-        <w:spacing w:before="0" w:after="0" w:line="20" w:lineRule="exact"/>
+        <w:spacing w:before="0" w:after="0" w:line="50" w:lineRule="exact"/>
       </w:pPr>
     </w:p>
     <w:p>
       <w:pPr>
+        <w:pStyle w:val="Heading2"/>
         <w:keepNext/>
         <w:pBdr>
           <w:bottom w:val="single" w:sz="8" w:space="3" w:color="003A70"/>
@@ -2888,7 +2893,7 @@
           <w:b/>
           <w:color w:val="003A70"/>
           <w:spacing w:val="14"/>
-          <w:sz w:val="19"/>
+          <w:sz w:val="22"/>
           <w:szCs w:val="19"/>
         </w:rPr>
         <w:t xml:space="preserve">FIND THE ERROR</w:t>
@@ -2907,7 +2912,7 @@
           <w:rFonts w:ascii="Avenir Next" w:hAnsi="Avenir Next" w:cs="Avenir Next" w:eastAsia="Avenir Next"/>
           <w:i/>
           <w:color w:val="5A5F66"/>
-          <w:sz w:val="17"/>
+          <w:sz w:val="22"/>
           <w:szCs w:val="17"/>
         </w:rPr>
         <w:t xml:space="preserve">explain the mistake, then fix it</w:t>
@@ -2915,7 +2920,7 @@
     </w:p>
     <w:p>
       <w:pPr>
-        <w:spacing w:before="0" w:after="0" w:line="20" w:lineRule="exact"/>
+        <w:spacing w:before="0" w:after="0" w:line="50" w:lineRule="exact"/>
       </w:pPr>
     </w:p>
     <w:tbl>
@@ -2965,18 +2970,18 @@
                 <w:rFonts w:ascii="Avenir Next" w:hAnsi="Avenir Next" w:cs="Avenir Next" w:eastAsia="Avenir Next"/>
                 <w:b/>
                 <w:color w:val="1A1A1A"/>
+                <w:sz w:val="22"/>
+                <w:szCs w:val="20"/>
+              </w:rPr>
+              <w:t xml:space="preserve">9.</w:t>
+            </w:r>
+            <w:r>
+              <w:rPr>
+                <w:rFonts w:ascii="Avenir Next" w:hAnsi="Avenir Next" w:cs="Avenir Next" w:eastAsia="Avenir Next"/>
+                <w:color w:val="1A1A1A"/>
                 <w:sz w:val="20"/>
                 <w:szCs w:val="20"/>
               </w:rPr>
-              <w:t xml:space="preserve">9.</w:t>
-            </w:r>
-            <w:r>
-              <w:rPr>
-                <w:rFonts w:ascii="Avenir Next" w:hAnsi="Avenir Next" w:cs="Avenir Next" w:eastAsia="Avenir Next"/>
-                <w:color w:val="1A1A1A"/>
-                <w:sz w:val="20"/>
-                <w:szCs w:val="20"/>
-              </w:rPr>
               <w:tab/>
             </w:r>
             <w:r>
@@ -2984,7 +2989,7 @@
                 <w:rFonts w:ascii="Avenir Next" w:hAnsi="Avenir Next" w:cs="Avenir Next" w:eastAsia="Avenir Next"/>
                 <w:b/>
                 <w:color w:val="1A1A1A"/>
-                <w:sz w:val="20"/>
+                <w:sz w:val="22"/>
                 <w:szCs w:val="20"/>
               </w:rPr>
               <w:t xml:space="preserve">Hana’s Work.  </w:t>
@@ -2993,7 +2998,7 @@
               <w:rPr>
                 <w:rFonts w:ascii="Avenir Next" w:hAnsi="Avenir Next" w:cs="Avenir Next" w:eastAsia="Avenir Next"/>
                 <w:color w:val="1A1A1A"/>
-                <w:sz w:val="20"/>
+                <w:sz w:val="22"/>
                 <w:szCs w:val="20"/>
               </w:rPr>
               <w:t xml:space="preserve">A box holds 1,980 cm³. It is 11 cm wide and 9 cm tall. Hana wrote: “1,980 ÷ 11 = 180, so the length is 180 cm.” Explain the mistake and find the length.</w:t>
@@ -3039,7 +3044,7 @@
                 </w:tcPr>
                 <w:p>
                   <w:pPr>
-                    <w:spacing w:before="0" w:after="0" w:line="240" w:lineRule="auto"/>
+                    <w:spacing w:before="0" w:after="0" w:line="50" w:lineRule="exact"/>
                   </w:pPr>
                 </w:p>
               </w:tc>
@@ -3059,7 +3064,7 @@
                 </w:tcPr>
                 <w:p>
                   <w:pPr>
-                    <w:spacing w:before="0" w:after="0" w:line="240" w:lineRule="auto"/>
+                    <w:spacing w:before="0" w:after="0" w:line="50" w:lineRule="exact"/>
                   </w:pPr>
                 </w:p>
               </w:tc>
@@ -3079,7 +3084,7 @@
                 </w:tcPr>
                 <w:p>
                   <w:pPr>
-                    <w:spacing w:before="0" w:after="0" w:line="240" w:lineRule="auto"/>
+                    <w:spacing w:before="0" w:after="0" w:line="50" w:lineRule="exact"/>
                   </w:pPr>
                 </w:p>
               </w:tc>
@@ -3087,7 +3092,7 @@
           </w:tbl>
           <w:p>
             <w:pPr>
-              <w:spacing w:before="0" w:after="0" w:line="24" w:lineRule="auto"/>
+              <w:spacing w:before="0" w:after="0" w:line="50" w:lineRule="exact"/>
             </w:pPr>
           </w:p>
         </w:tc>
@@ -3095,11 +3100,12 @@
     </w:tbl>
     <w:p>
       <w:pPr>
-        <w:spacing w:before="0" w:after="0" w:line="20" w:lineRule="exact"/>
+        <w:spacing w:before="0" w:after="0" w:line="50" w:lineRule="exact"/>
       </w:pPr>
     </w:p>
     <w:p>
       <w:pPr>
+        <w:pStyle w:val="Heading2"/>
         <w:keepNext/>
         <w:pBdr>
           <w:bottom w:val="single" w:sz="8" w:space="3" w:color="003A70"/>
@@ -3115,7 +3121,7 @@
           <w:b/>
           <w:color w:val="003A70"/>
           <w:spacing w:val="14"/>
-          <w:sz w:val="19"/>
+          <w:sz w:val="22"/>
           <w:szCs w:val="19"/>
         </w:rPr>
         <w:t xml:space="preserve">TEST PRACTICE</w:t>
@@ -3134,7 +3140,7 @@
           <w:rFonts w:ascii="Avenir Next" w:hAnsi="Avenir Next" w:cs="Avenir Next" w:eastAsia="Avenir Next"/>
           <w:i/>
           <w:color w:val="5A5F66"/>
-          <w:sz w:val="17"/>
+          <w:sz w:val="22"/>
           <w:szCs w:val="17"/>
         </w:rPr>
         <w:t xml:space="preserve">choose the best answer</w:t>
@@ -3142,7 +3148,7 @@
     </w:p>
     <w:p>
       <w:pPr>
-        <w:spacing w:before="0" w:after="0" w:line="20" w:lineRule="exact"/>
+        <w:spacing w:before="0" w:after="0" w:line="50" w:lineRule="exact"/>
       </w:pPr>
     </w:p>
     <w:tbl>
@@ -3192,25 +3198,25 @@
                 <w:rFonts w:ascii="Avenir Next" w:hAnsi="Avenir Next" w:cs="Avenir Next" w:eastAsia="Avenir Next"/>
                 <w:b/>
                 <w:color w:val="1A1A1A"/>
+                <w:sz w:val="22"/>
+                <w:szCs w:val="20"/>
+              </w:rPr>
+              <w:t xml:space="preserve">10.</w:t>
+            </w:r>
+            <w:r>
+              <w:rPr>
+                <w:rFonts w:ascii="Avenir Next" w:hAnsi="Avenir Next" w:cs="Avenir Next" w:eastAsia="Avenir Next"/>
+                <w:color w:val="1A1A1A"/>
                 <w:sz w:val="20"/>
                 <w:szCs w:val="20"/>
               </w:rPr>
-              <w:t xml:space="preserve">10.</w:t>
-            </w:r>
-            <w:r>
-              <w:rPr>
-                <w:rFonts w:ascii="Avenir Next" w:hAnsi="Avenir Next" w:cs="Avenir Next" w:eastAsia="Avenir Next"/>
-                <w:color w:val="1A1A1A"/>
-                <w:sz w:val="20"/>
-                <w:szCs w:val="20"/>
-              </w:rPr>
               <w:tab/>
             </w:r>
             <w:r>
               <w:rPr>
                 <w:rFonts w:ascii="Avenir Next" w:hAnsi="Avenir Next" w:cs="Avenir Next" w:eastAsia="Avenir Next"/>
                 <w:color w:val="1A1A1A"/>
-                <w:sz w:val="20"/>
+                <w:sz w:val="22"/>
                 <w:szCs w:val="20"/>
               </w:rPr>
               <w:t xml:space="preserve">A prism has a volume of 120 cm³, a length of 5 cm, and a width of 4 cm. Its height is —</w:t>
@@ -3266,7 +3272,7 @@
                       <w:rFonts w:ascii="Avenir Next" w:hAnsi="Avenir Next" w:cs="Avenir Next" w:eastAsia="Avenir Next"/>
                       <w:b/>
                       <w:color w:val="003A70"/>
-                      <w:sz w:val="19"/>
+                      <w:sz w:val="22"/>
                       <w:szCs w:val="19"/>
                     </w:rPr>
                     <w:t xml:space="preserve">A</w:t>
@@ -3284,7 +3290,7 @@
                     <w:rPr>
                       <w:rFonts w:ascii="Avenir Next" w:hAnsi="Avenir Next" w:cs="Avenir Next" w:eastAsia="Avenir Next"/>
                       <w:color w:val="1A1A1A"/>
-                      <w:sz w:val="19"/>
+                      <w:sz w:val="22"/>
                       <w:szCs w:val="19"/>
                     </w:rPr>
                     <w:t xml:space="preserve">6 cm</w:t>
@@ -3309,7 +3315,7 @@
                       <w:rFonts w:ascii="Avenir Next" w:hAnsi="Avenir Next" w:cs="Avenir Next" w:eastAsia="Avenir Next"/>
                       <w:b/>
                       <w:color w:val="003A70"/>
-                      <w:sz w:val="19"/>
+                      <w:sz w:val="22"/>
                       <w:szCs w:val="19"/>
                     </w:rPr>
                     <w:t xml:space="preserve">B</w:t>
@@ -3327,7 +3333,7 @@
                     <w:rPr>
                       <w:rFonts w:ascii="Avenir Next" w:hAnsi="Avenir Next" w:cs="Avenir Next" w:eastAsia="Avenir Next"/>
                       <w:color w:val="1A1A1A"/>
-                      <w:sz w:val="19"/>
+                      <w:sz w:val="22"/>
                       <w:szCs w:val="19"/>
                     </w:rPr>
                     <w:t xml:space="preserve">20 cm</w:t>
@@ -3352,7 +3358,7 @@
                       <w:rFonts w:ascii="Avenir Next" w:hAnsi="Avenir Next" w:cs="Avenir Next" w:eastAsia="Avenir Next"/>
                       <w:b/>
                       <w:color w:val="003A70"/>
-                      <w:sz w:val="19"/>
+                      <w:sz w:val="22"/>
                       <w:szCs w:val="19"/>
                     </w:rPr>
                     <w:t xml:space="preserve">C</w:t>
@@ -3370,7 +3376,7 @@
                     <w:rPr>
                       <w:rFonts w:ascii="Avenir Next" w:hAnsi="Avenir Next" w:cs="Avenir Next" w:eastAsia="Avenir Next"/>
                       <w:color w:val="1A1A1A"/>
-                      <w:sz w:val="19"/>
+                      <w:sz w:val="22"/>
                       <w:szCs w:val="19"/>
                     </w:rPr>
                     <w:t xml:space="preserve">24 cm</w:t>
@@ -3395,7 +3401,7 @@
                       <w:rFonts w:ascii="Avenir Next" w:hAnsi="Avenir Next" w:cs="Avenir Next" w:eastAsia="Avenir Next"/>
                       <w:b/>
                       <w:color w:val="003A70"/>
-                      <w:sz w:val="19"/>
+                      <w:sz w:val="22"/>
                       <w:szCs w:val="19"/>
                     </w:rPr>
                     <w:t xml:space="preserve">D</w:t>
@@ -3413,7 +3419,7 @@
                     <w:rPr>
                       <w:rFonts w:ascii="Avenir Next" w:hAnsi="Avenir Next" w:cs="Avenir Next" w:eastAsia="Avenir Next"/>
                       <w:color w:val="1A1A1A"/>
-                      <w:sz w:val="19"/>
+                      <w:sz w:val="22"/>
                       <w:szCs w:val="19"/>
                     </w:rPr>
                     <w:t xml:space="preserve">111 cm</w:t>
@@ -3424,7 +3430,7 @@
           </w:tbl>
           <w:p>
             <w:pPr>
-              <w:spacing w:before="0" w:after="0" w:line="24" w:lineRule="auto"/>
+              <w:spacing w:before="0" w:after="0" w:line="50" w:lineRule="exact"/>
             </w:pPr>
           </w:p>
         </w:tc>
@@ -3432,12 +3438,12 @@
     </w:tbl>
     <w:p>
       <w:pPr>
-        <w:spacing w:before="0" w:after="0" w:line="20" w:lineRule="exact"/>
+        <w:spacing w:before="0" w:after="0" w:line="50" w:lineRule="exact"/>
       </w:pPr>
     </w:p>
     <w:p>
       <w:pPr>
-        <w:spacing w:before="0" w:after="0" w:line="20" w:lineRule="exact"/>
+        <w:spacing w:before="0" w:after="0" w:line="50" w:lineRule="exact"/>
       </w:pPr>
     </w:p>
     <w:tbl>
@@ -3487,25 +3493,25 @@
                 <w:rFonts w:ascii="Avenir Next" w:hAnsi="Avenir Next" w:cs="Avenir Next" w:eastAsia="Avenir Next"/>
                 <w:b/>
                 <w:color w:val="1A1A1A"/>
+                <w:sz w:val="22"/>
+                <w:szCs w:val="20"/>
+              </w:rPr>
+              <w:t xml:space="preserve">11.</w:t>
+            </w:r>
+            <w:r>
+              <w:rPr>
+                <w:rFonts w:ascii="Avenir Next" w:hAnsi="Avenir Next" w:cs="Avenir Next" w:eastAsia="Avenir Next"/>
+                <w:color w:val="1A1A1A"/>
                 <w:sz w:val="20"/>
                 <w:szCs w:val="20"/>
               </w:rPr>
-              <w:t xml:space="preserve">11.</w:t>
-            </w:r>
-            <w:r>
-              <w:rPr>
-                <w:rFonts w:ascii="Avenir Next" w:hAnsi="Avenir Next" w:cs="Avenir Next" w:eastAsia="Avenir Next"/>
-                <w:color w:val="1A1A1A"/>
-                <w:sz w:val="20"/>
-                <w:szCs w:val="20"/>
-              </w:rPr>
               <w:tab/>
             </w:r>
             <w:r>
               <w:rPr>
                 <w:rFonts w:ascii="Avenir Next" w:hAnsi="Avenir Next" w:cs="Avenir Next" w:eastAsia="Avenir Next"/>
                 <w:color w:val="1A1A1A"/>
-                <w:sz w:val="20"/>
+                <w:sz w:val="22"/>
                 <w:szCs w:val="20"/>
               </w:rPr>
               <w:t xml:space="preserve">A block is 1/2 m by 1/2 m by 4 m. Its volume is —</w:t>
@@ -3561,7 +3567,7 @@
                       <w:rFonts w:ascii="Avenir Next" w:hAnsi="Avenir Next" w:cs="Avenir Next" w:eastAsia="Avenir Next"/>
                       <w:b/>
                       <w:color w:val="003A70"/>
-                      <w:sz w:val="19"/>
+                      <w:sz w:val="22"/>
                       <w:szCs w:val="19"/>
                     </w:rPr>
                     <w:t xml:space="preserve">A</w:t>
@@ -3579,7 +3585,7 @@
                     <w:rPr>
                       <w:rFonts w:ascii="Avenir Next" w:hAnsi="Avenir Next" w:cs="Avenir Next" w:eastAsia="Avenir Next"/>
                       <w:color w:val="1A1A1A"/>
-                      <w:sz w:val="19"/>
+                      <w:sz w:val="22"/>
                       <w:szCs w:val="19"/>
                     </w:rPr>
                     <w:t xml:space="preserve">1 m³</w:t>
@@ -3604,7 +3610,7 @@
                       <w:rFonts w:ascii="Avenir Next" w:hAnsi="Avenir Next" w:cs="Avenir Next" w:eastAsia="Avenir Next"/>
                       <w:b/>
                       <w:color w:val="003A70"/>
-                      <w:sz w:val="19"/>
+                      <w:sz w:val="22"/>
                       <w:szCs w:val="19"/>
                     </w:rPr>
                     <w:t xml:space="preserve">B</w:t>
@@ -3622,7 +3628,7 @@
                     <w:rPr>
                       <w:rFonts w:ascii="Avenir Next" w:hAnsi="Avenir Next" w:cs="Avenir Next" w:eastAsia="Avenir Next"/>
                       <w:color w:val="1A1A1A"/>
-                      <w:sz w:val="19"/>
+                      <w:sz w:val="22"/>
                       <w:szCs w:val="19"/>
                     </w:rPr>
                     <w:t xml:space="preserve">2 m³</w:t>
@@ -3647,7 +3653,7 @@
                       <w:rFonts w:ascii="Avenir Next" w:hAnsi="Avenir Next" w:cs="Avenir Next" w:eastAsia="Avenir Next"/>
                       <w:b/>
                       <w:color w:val="003A70"/>
-                      <w:sz w:val="19"/>
+                      <w:sz w:val="22"/>
                       <w:szCs w:val="19"/>
                     </w:rPr>
                     <w:t xml:space="preserve">C</w:t>
@@ -3665,7 +3671,7 @@
                     <w:rPr>
                       <w:rFonts w:ascii="Avenir Next" w:hAnsi="Avenir Next" w:cs="Avenir Next" w:eastAsia="Avenir Next"/>
                       <w:color w:val="1A1A1A"/>
-                      <w:sz w:val="19"/>
+                      <w:sz w:val="22"/>
                       <w:szCs w:val="19"/>
                     </w:rPr>
                     <w:t xml:space="preserve">4 m³</w:t>
@@ -3690,7 +3696,7 @@
                       <w:rFonts w:ascii="Avenir Next" w:hAnsi="Avenir Next" w:cs="Avenir Next" w:eastAsia="Avenir Next"/>
                       <w:b/>
                       <w:color w:val="003A70"/>
-                      <w:sz w:val="19"/>
+                      <w:sz w:val="22"/>
                       <w:szCs w:val="19"/>
                     </w:rPr>
                     <w:t xml:space="preserve">D</w:t>
@@ -3708,7 +3714,7 @@
                     <w:rPr>
                       <w:rFonts w:ascii="Avenir Next" w:hAnsi="Avenir Next" w:cs="Avenir Next" w:eastAsia="Avenir Next"/>
                       <w:color w:val="1A1A1A"/>
-                      <w:sz w:val="19"/>
+                      <w:sz w:val="22"/>
                       <w:szCs w:val="19"/>
                     </w:rPr>
                     <w:t xml:space="preserve">5 m³</w:t>
@@ -3719,7 +3725,7 @@
           </w:tbl>
           <w:p>
             <w:pPr>
-              <w:spacing w:before="0" w:after="0" w:line="24" w:lineRule="auto"/>
+              <w:spacing w:before="0" w:after="0" w:line="50" w:lineRule="exact"/>
             </w:pPr>
           </w:p>
         </w:tc>
@@ -3727,11 +3733,12 @@
     </w:tbl>
     <w:p>
       <w:pPr>
-        <w:spacing w:before="0" w:after="0" w:line="20" w:lineRule="exact"/>
+        <w:spacing w:before="0" w:after="0" w:line="50" w:lineRule="exact"/>
       </w:pPr>
     </w:p>
     <w:p>
       <w:pPr>
+        <w:pStyle w:val="Heading2"/>
         <w:keepNext/>
         <w:pBdr>
           <w:bottom w:val="single" w:sz="8" w:space="3" w:color="003A70"/>
@@ -3747,7 +3754,7 @@
           <w:b/>
           <w:color w:val="003A70"/>
           <w:spacing w:val="14"/>
-          <w:sz w:val="19"/>
+          <w:sz w:val="22"/>
           <w:szCs w:val="19"/>
         </w:rPr>
         <w:t xml:space="preserve">SELF-CHECK CODE</w:t>
@@ -3766,7 +3773,7 @@
           <w:rFonts w:ascii="Avenir Next" w:hAnsi="Avenir Next" w:cs="Avenir Next" w:eastAsia="Avenir Next"/>
           <w:i/>
           <w:color w:val="5A5F66"/>
-          <w:sz w:val="17"/>
+          <w:sz w:val="22"/>
           <w:szCs w:val="17"/>
         </w:rPr>
         <w:t xml:space="preserve">find your answer · copy its letter into that problem’s box · spell a math word</w:t>
@@ -3825,7 +3832,7 @@
                 <w:rFonts w:ascii="Avenir Next" w:hAnsi="Avenir Next" w:cs="Avenir Next" w:eastAsia="Avenir Next"/>
                 <w:b/>
                 <w:color w:val="1A1A1A"/>
-                <w:sz w:val="18"/>
+                <w:sz w:val="22"/>
                 <w:szCs w:val="18"/>
               </w:rPr>
               <w:t xml:space="preserve">10</w:t>
@@ -3841,7 +3848,7 @@
                 <w:rFonts w:ascii="Avenir Next" w:hAnsi="Avenir Next" w:cs="Avenir Next" w:eastAsia="Avenir Next"/>
                 <w:b/>
                 <w:color w:val="003A70"/>
-                <w:sz w:val="18"/>
+                <w:sz w:val="22"/>
                 <w:szCs w:val="18"/>
               </w:rPr>
               <w:t xml:space="preserve">I</w:t>
@@ -3864,7 +3871,7 @@
                 <w:rFonts w:ascii="Avenir Next" w:hAnsi="Avenir Next" w:cs="Avenir Next" w:eastAsia="Avenir Next"/>
                 <w:b/>
                 <w:color w:val="1A1A1A"/>
-                <w:sz w:val="18"/>
+                <w:sz w:val="22"/>
                 <w:szCs w:val="18"/>
               </w:rPr>
               <w:t xml:space="preserve">9</w:t>
@@ -3880,7 +3887,7 @@
                 <w:rFonts w:ascii="Avenir Next" w:hAnsi="Avenir Next" w:cs="Avenir Next" w:eastAsia="Avenir Next"/>
                 <w:b/>
                 <w:color w:val="003A70"/>
-                <w:sz w:val="18"/>
+                <w:sz w:val="22"/>
                 <w:szCs w:val="18"/>
               </w:rPr>
               <w:t xml:space="preserve">R</w:t>
@@ -3903,7 +3910,7 @@
                 <w:rFonts w:ascii="Avenir Next" w:hAnsi="Avenir Next" w:cs="Avenir Next" w:eastAsia="Avenir Next"/>
                 <w:b/>
                 <w:color w:val="1A1A1A"/>
-                <w:sz w:val="18"/>
+                <w:sz w:val="22"/>
                 <w:szCs w:val="18"/>
               </w:rPr>
               <w:t xml:space="preserve">1 1/2</w:t>
@@ -3919,7 +3926,7 @@
                 <w:rFonts w:ascii="Avenir Next" w:hAnsi="Avenir Next" w:cs="Avenir Next" w:eastAsia="Avenir Next"/>
                 <w:b/>
                 <w:color w:val="003A70"/>
-                <w:sz w:val="18"/>
+                <w:sz w:val="22"/>
                 <w:szCs w:val="18"/>
               </w:rPr>
               <w:t xml:space="preserve">N</w:t>
@@ -3942,7 +3949,7 @@
                 <w:rFonts w:ascii="Avenir Next" w:hAnsi="Avenir Next" w:cs="Avenir Next" w:eastAsia="Avenir Next"/>
                 <w:b/>
                 <w:color w:val="1A1A1A"/>
-                <w:sz w:val="18"/>
+                <w:sz w:val="22"/>
                 <w:szCs w:val="18"/>
               </w:rPr>
               <w:t xml:space="preserve">495</w:t>
@@ -3958,7 +3965,7 @@
                 <w:rFonts w:ascii="Avenir Next" w:hAnsi="Avenir Next" w:cs="Avenir Next" w:eastAsia="Avenir Next"/>
                 <w:b/>
                 <w:color w:val="003A70"/>
-                <w:sz w:val="18"/>
+                <w:sz w:val="22"/>
                 <w:szCs w:val="18"/>
               </w:rPr>
               <w:t xml:space="preserve">T</w:t>
@@ -3981,7 +3988,7 @@
                 <w:rFonts w:ascii="Avenir Next" w:hAnsi="Avenir Next" w:cs="Avenir Next" w:eastAsia="Avenir Next"/>
                 <w:b/>
                 <w:color w:val="1A1A1A"/>
-                <w:sz w:val="18"/>
+                <w:sz w:val="22"/>
                 <w:szCs w:val="18"/>
               </w:rPr>
               <w:t xml:space="preserve">3/4</w:t>
@@ -3997,7 +4004,7 @@
                 <w:rFonts w:ascii="Avenir Next" w:hAnsi="Avenir Next" w:cs="Avenir Next" w:eastAsia="Avenir Next"/>
                 <w:b/>
                 <w:color w:val="003A70"/>
-                <w:sz w:val="18"/>
+                <w:sz w:val="22"/>
                 <w:szCs w:val="18"/>
               </w:rPr>
               <w:t xml:space="preserve">O</w:t>
@@ -4020,7 +4027,7 @@
                 <w:rFonts w:ascii="Avenir Next" w:hAnsi="Avenir Next" w:cs="Avenir Next" w:eastAsia="Avenir Next"/>
                 <w:b/>
                 <w:color w:val="1A1A1A"/>
-                <w:sz w:val="18"/>
+                <w:sz w:val="22"/>
                 <w:szCs w:val="18"/>
               </w:rPr>
               <w:t xml:space="preserve">180</w:t>
@@ -4036,7 +4043,7 @@
                 <w:rFonts w:ascii="Avenir Next" w:hAnsi="Avenir Next" w:cs="Avenir Next" w:eastAsia="Avenir Next"/>
                 <w:b/>
                 <w:color w:val="003A70"/>
-                <w:sz w:val="18"/>
+                <w:sz w:val="22"/>
                 <w:szCs w:val="18"/>
               </w:rPr>
               <w:t xml:space="preserve">Q</w:t>
@@ -4059,7 +4066,7 @@
                 <w:rFonts w:ascii="Avenir Next" w:hAnsi="Avenir Next" w:cs="Avenir Next" w:eastAsia="Avenir Next"/>
                 <w:b/>
                 <w:color w:val="1A1A1A"/>
-                <w:sz w:val="18"/>
+                <w:sz w:val="22"/>
                 <w:szCs w:val="18"/>
               </w:rPr>
               <w:t xml:space="preserve">240</w:t>
@@ -4075,7 +4082,7 @@
                 <w:rFonts w:ascii="Avenir Next" w:hAnsi="Avenir Next" w:cs="Avenir Next" w:eastAsia="Avenir Next"/>
                 <w:b/>
                 <w:color w:val="003A70"/>
-                <w:sz w:val="18"/>
+                <w:sz w:val="22"/>
                 <w:szCs w:val="18"/>
               </w:rPr>
               <w:t xml:space="preserve">A</w:t>
@@ -4098,7 +4105,7 @@
                 <w:rFonts w:ascii="Avenir Next" w:hAnsi="Avenir Next" w:cs="Avenir Next" w:eastAsia="Avenir Next"/>
                 <w:b/>
                 <w:color w:val="1A1A1A"/>
-                <w:sz w:val="18"/>
+                <w:sz w:val="22"/>
                 <w:szCs w:val="18"/>
               </w:rPr>
               <w:t xml:space="preserve">360</w:t>
@@ -4114,7 +4121,7 @@
                 <w:rFonts w:ascii="Avenir Next" w:hAnsi="Avenir Next" w:cs="Avenir Next" w:eastAsia="Avenir Next"/>
                 <w:b/>
                 <w:color w:val="003A70"/>
-                <w:sz w:val="18"/>
+                <w:sz w:val="22"/>
                 <w:szCs w:val="18"/>
               </w:rPr>
               <w:t xml:space="preserve">C</w:t>
@@ -4137,7 +4144,7 @@
                 <w:rFonts w:ascii="Avenir Next" w:hAnsi="Avenir Next" w:cs="Avenir Next" w:eastAsia="Avenir Next"/>
                 <w:b/>
                 <w:color w:val="1A1A1A"/>
-                <w:sz w:val="18"/>
+                <w:sz w:val="22"/>
                 <w:szCs w:val="18"/>
               </w:rPr>
               <w:t xml:space="preserve">11</w:t>
@@ -4153,7 +4160,7 @@
                 <w:rFonts w:ascii="Avenir Next" w:hAnsi="Avenir Next" w:cs="Avenir Next" w:eastAsia="Avenir Next"/>
                 <w:b/>
                 <w:color w:val="003A70"/>
-                <w:sz w:val="18"/>
+                <w:sz w:val="22"/>
                 <w:szCs w:val="18"/>
               </w:rPr>
               <w:t xml:space="preserve">F</w:t>
@@ -4176,7 +4183,7 @@
                 <w:rFonts w:ascii="Avenir Next" w:hAnsi="Avenir Next" w:cs="Avenir Next" w:eastAsia="Avenir Next"/>
                 <w:b/>
                 <w:color w:val="1A1A1A"/>
-                <w:sz w:val="18"/>
+                <w:sz w:val="22"/>
                 <w:szCs w:val="18"/>
               </w:rPr>
               <w:t xml:space="preserve">110</w:t>
@@ -4192,7 +4199,7 @@
                 <w:rFonts w:ascii="Avenir Next" w:hAnsi="Avenir Next" w:cs="Avenir Next" w:eastAsia="Avenir Next"/>
                 <w:b/>
                 <w:color w:val="003A70"/>
-                <w:sz w:val="18"/>
+                <w:sz w:val="22"/>
                 <w:szCs w:val="18"/>
               </w:rPr>
               <w:t xml:space="preserve">Z</w:t>
@@ -4203,7 +4210,7 @@
     </w:tbl>
     <w:p>
       <w:pPr>
-        <w:spacing w:before="0" w:after="0" w:line="60" w:lineRule="auto"/>
+        <w:spacing w:before="0" w:after="0" w:line="50" w:lineRule="exact"/>
       </w:pPr>
     </w:p>
     <w:tbl>
@@ -4414,7 +4421,7 @@
     </w:tbl>
     <w:p>
       <w:pPr>
-        <w:spacing w:before="0" w:after="0" w:line="40" w:lineRule="auto"/>
+        <w:spacing w:before="0" w:after="0" w:line="50" w:lineRule="exact"/>
       </w:pPr>
     </w:p>
     <w:tbl>
@@ -4456,6 +4463,7 @@
           </w:tcPr>
           <w:p>
             <w:pPr>
+              <w:pStyle w:val="Heading2"/>
               <w:spacing w:before="0" w:after="0" w:line="240" w:lineRule="auto"/>
             </w:pPr>
             <w:r>
@@ -4493,7 +4501,7 @@
               <w:rPr>
                 <w:rFonts w:ascii="Avenir Next" w:hAnsi="Avenir Next" w:cs="Avenir Next" w:eastAsia="Avenir Next"/>
                 <w:color w:val="1A1A1A"/>
-                <w:sz w:val="17"/>
+                <w:sz w:val="22"/>
                 <w:szCs w:val="17"/>
               </w:rPr>
               <w:t xml:space="preserve">  I can do this on my own</w:t>
@@ -4522,7 +4530,7 @@
               <w:rPr>
                 <w:rFonts w:ascii="Avenir Next" w:hAnsi="Avenir Next" w:cs="Avenir Next" w:eastAsia="Avenir Next"/>
                 <w:color w:val="1A1A1A"/>
-                <w:sz w:val="17"/>
+                <w:sz w:val="22"/>
                 <w:szCs w:val="17"/>
               </w:rPr>
               <w:t xml:space="preserve">  I need a little help</w:t>
@@ -4551,7 +4559,7 @@
               <w:rPr>
                 <w:rFonts w:ascii="Avenir Next" w:hAnsi="Avenir Next" w:cs="Avenir Next" w:eastAsia="Avenir Next"/>
                 <w:color w:val="1A1A1A"/>
-                <w:sz w:val="17"/>
+                <w:sz w:val="22"/>
                 <w:szCs w:val="17"/>
               </w:rPr>
               <w:t xml:space="preserve">  I have a question about #</w:t>
@@ -4572,7 +4580,7 @@
     </w:tbl>
     <w:p>
       <w:pPr>
-        <w:spacing w:before="0" w:after="0" w:line="20" w:lineRule="exact"/>
+        <w:spacing w:before="0" w:after="0" w:line="50" w:lineRule="exact"/>
       </w:pPr>
     </w:p>
     <w:sectPr>
@@ -4658,7 +4666,106 @@
               <w:sz w:val="15"/>
               <w:szCs w:val="15"/>
             </w:rPr>
-            <w:t xml:space="preserve">Lesson 5-5  ·  Session 2  ·  Practice Form A</w:t>
+            <w:t xml:space="preserve">5-5 · Page </w:t>
+          </w:r>
+          <w:r>
+            <w:rPr>
+              <w:rFonts w:ascii="Avenir Next" w:hAnsi="Avenir Next" w:cs="Avenir Next" w:eastAsia="Avenir Next"/>
+              <w:color w:val="5A5F66"/>
+              <w:sz w:val="15"/>
+              <w:szCs w:val="15"/>
+            </w:rPr>
+            <w:fldChar w:fldCharType="begin"/>
+          </w:r>
+          <w:r>
+            <w:rPr>
+              <w:rFonts w:ascii="Avenir Next" w:hAnsi="Avenir Next" w:cs="Avenir Next" w:eastAsia="Avenir Next"/>
+              <w:color w:val="5A5F66"/>
+              <w:sz w:val="15"/>
+              <w:szCs w:val="15"/>
+            </w:rPr>
+            <w:instrText xml:space="preserve"> PAGE </w:instrText>
+          </w:r>
+          <w:r>
+            <w:rPr>
+              <w:rFonts w:ascii="Avenir Next" w:hAnsi="Avenir Next" w:cs="Avenir Next" w:eastAsia="Avenir Next"/>
+              <w:color w:val="5A5F66"/>
+              <w:sz w:val="15"/>
+              <w:szCs w:val="15"/>
+            </w:rPr>
+            <w:fldChar w:fldCharType="separate"/>
+          </w:r>
+          <w:r>
+            <w:rPr>
+              <w:rFonts w:ascii="Avenir Next" w:hAnsi="Avenir Next" w:cs="Avenir Next" w:eastAsia="Avenir Next"/>
+              <w:color w:val="5A5F66"/>
+              <w:sz w:val="15"/>
+              <w:szCs w:val="15"/>
+            </w:rPr>
+            <w:t xml:space="preserve">1</w:t>
+          </w:r>
+          <w:r>
+            <w:rPr>
+              <w:rFonts w:ascii="Avenir Next" w:hAnsi="Avenir Next" w:cs="Avenir Next" w:eastAsia="Avenir Next"/>
+              <w:color w:val="5A5F66"/>
+              <w:sz w:val="15"/>
+              <w:szCs w:val="15"/>
+            </w:rPr>
+            <w:fldChar w:fldCharType="end"/>
+          </w:r>
+          <w:r>
+            <w:rPr>
+              <w:rFonts w:ascii="Avenir Next" w:hAnsi="Avenir Next" w:cs="Avenir Next" w:eastAsia="Avenir Next"/>
+              <w:color w:val="5A5F66"/>
+              <w:sz w:val="15"/>
+              <w:szCs w:val="15"/>
+            </w:rPr>
+            <w:t xml:space="preserve"> of </w:t>
+          </w:r>
+          <w:r>
+            <w:rPr>
+              <w:rFonts w:ascii="Avenir Next" w:hAnsi="Avenir Next" w:cs="Avenir Next" w:eastAsia="Avenir Next"/>
+              <w:color w:val="5A5F66"/>
+              <w:sz w:val="15"/>
+              <w:szCs w:val="15"/>
+            </w:rPr>
+            <w:fldChar w:fldCharType="begin"/>
+          </w:r>
+          <w:r>
+            <w:rPr>
+              <w:rFonts w:ascii="Avenir Next" w:hAnsi="Avenir Next" w:cs="Avenir Next" w:eastAsia="Avenir Next"/>
+              <w:color w:val="5A5F66"/>
+              <w:sz w:val="15"/>
+              <w:szCs w:val="15"/>
+            </w:rPr>
+            <w:instrText xml:space="preserve"> NUMPAGES </w:instrText>
+          </w:r>
+          <w:r>
+            <w:rPr>
+              <w:rFonts w:ascii="Avenir Next" w:hAnsi="Avenir Next" w:cs="Avenir Next" w:eastAsia="Avenir Next"/>
+              <w:color w:val="5A5F66"/>
+              <w:sz w:val="15"/>
+              <w:szCs w:val="15"/>
+            </w:rPr>
+            <w:fldChar w:fldCharType="separate"/>
+          </w:r>
+          <w:r>
+            <w:rPr>
+              <w:rFonts w:ascii="Avenir Next" w:hAnsi="Avenir Next" w:cs="Avenir Next" w:eastAsia="Avenir Next"/>
+              <w:color w:val="5A5F66"/>
+              <w:sz w:val="15"/>
+              <w:szCs w:val="15"/>
+            </w:rPr>
+            <w:t xml:space="preserve">1</w:t>
+          </w:r>
+          <w:r>
+            <w:rPr>
+              <w:rFonts w:ascii="Avenir Next" w:hAnsi="Avenir Next" w:cs="Avenir Next" w:eastAsia="Avenir Next"/>
+              <w:color w:val="5A5F66"/>
+              <w:sz w:val="15"/>
+              <w:szCs w:val="15"/>
+            </w:rPr>
+            <w:fldChar w:fldCharType="end"/>
           </w:r>
         </w:p>
       </w:tc>
@@ -4701,5 +4808,23 @@
       </w:tblCellMar>
     </w:tblPr>
   </w:style>
+  <w:style w:type="paragraph" w:styleId="Heading1">
+    <w:name w:val="heading 1"/>
+    <w:basedOn w:val="Normal"/>
+    <w:pPr>
+      <w:outlineLvl w:val="0"/>
+      <w:keepNext w:val="0"/>
+      <w:keepLines w:val="0"/>
+    </w:pPr>
+  </w:style>
+  <w:style w:type="paragraph" w:styleId="Heading2">
+    <w:name w:val="heading 2"/>
+    <w:basedOn w:val="Normal"/>
+    <w:pPr>
+      <w:outlineLvl w:val="1"/>
+      <w:keepNext w:val="0"/>
+      <w:keepLines w:val="0"/>
+    </w:pPr>
+  </w:style>
 </w:styles>
 </file>